--- a/小组报告(final).docx
+++ b/小组报告(final).docx
@@ -749,7 +749,15 @@
           <w:szCs w:val="30"/>
           <w:u w:val="single"/>
         </w:rPr>
-        <w:t xml:space="preserve"> 2024</w:t>
+        <w:t xml:space="preserve"> 202</w:t>
+      </w:r>
+      <w:r>
+        <w:rPr>
+          <w:sz w:val="30"/>
+          <w:szCs w:val="30"/>
+          <w:u w:val="single"/>
+        </w:rPr>
+        <w:t>6</w:t>
       </w:r>
       <w:r>
         <w:rPr>
@@ -783,8 +791,10 @@
           <w:szCs w:val="30"/>
           <w:u w:val="single"/>
         </w:rPr>
-        <w:t>5</w:t>
-      </w:r>
+        <w:t>6</w:t>
+      </w:r>
+      <w:bookmarkStart w:id="0" w:name="_GoBack"/>
+      <w:bookmarkEnd w:id="0"/>
       <w:r>
         <w:rPr>
           <w:rFonts w:hint="eastAsia"/>
@@ -800,7 +810,15 @@
           <w:szCs w:val="30"/>
           <w:u w:val="single"/>
         </w:rPr>
-        <w:t>2022</w:t>
+        <w:t>202</w:t>
+      </w:r>
+      <w:r>
+        <w:rPr>
+          <w:sz w:val="30"/>
+          <w:szCs w:val="30"/>
+          <w:u w:val="single"/>
+        </w:rPr>
+        <w:t>6</w:t>
       </w:r>
       <w:r>
         <w:rPr>
@@ -834,7 +852,15 @@
           <w:szCs w:val="30"/>
           <w:u w:val="single"/>
         </w:rPr>
-        <w:t>05</w:t>
+        <w:t>0</w:t>
+      </w:r>
+      <w:r>
+        <w:rPr>
+          <w:sz w:val="30"/>
+          <w:szCs w:val="30"/>
+          <w:u w:val="single"/>
+        </w:rPr>
+        <w:t>1</w:t>
       </w:r>
       <w:r>
         <w:rPr>
@@ -1371,16 +1397,7 @@
                 <w:noProof/>
                 <w:lang w:eastAsia="zh-CN"/>
               </w:rPr>
-              <w:t>3.4  算法实</w:t>
-            </w:r>
-            <w:r>
-              <w:rPr>
-                <w:rStyle w:val="aff9"/>
-                <w:rFonts w:ascii="黑体" w:eastAsia="黑体" w:hAnsi="黑体"/>
-                <w:noProof/>
-                <w:lang w:eastAsia="zh-CN"/>
-              </w:rPr>
-              <w:t>现</w:t>
+              <w:t>3.4  算法实现</w:t>
             </w:r>
             <w:r>
               <w:rPr>
@@ -2126,6 +2143,9 @@
       </w:sdtContent>
     </w:sdt>
     <w:p/>
+    <w:p/>
+    <w:p/>
+    <w:p/>
     <w:p>
       <w:pPr>
         <w:pStyle w:val="1"/>
@@ -2133,15 +2153,16 @@
           <w:lang w:eastAsia="zh-CN"/>
         </w:rPr>
       </w:pPr>
-      <w:bookmarkStart w:id="0" w:name="_Toc233740036"/>
+      <w:bookmarkStart w:id="1" w:name="_Toc233740036"/>
       <w:r>
         <w:rPr>
           <w:rFonts w:ascii="黑体" w:eastAsia="黑体" w:hAnsi="黑体"/>
           <w:lang w:eastAsia="zh-CN"/>
         </w:rPr>
+        <w:lastRenderedPageBreak/>
         <w:t>1  课程设计目的</w:t>
       </w:r>
-      <w:bookmarkEnd w:id="0"/>
+      <w:bookmarkEnd w:id="1"/>
     </w:p>
     <w:p>
       <w:pPr>
@@ -2179,7 +2200,6 @@
         <w:rPr>
           <w:lang w:eastAsia="zh-CN"/>
         </w:rPr>
-        <w:lastRenderedPageBreak/>
         <w:t>3. 增强创新意识和创新精神，在基本需求之上探索更优的算法实现方法。</w:t>
       </w:r>
     </w:p>
@@ -2249,7 +2269,7 @@
           <w:lang w:eastAsia="zh-CN"/>
         </w:rPr>
       </w:pPr>
-      <w:bookmarkStart w:id="1" w:name="_Toc233740037"/>
+      <w:bookmarkStart w:id="2" w:name="_Toc233740037"/>
       <w:r>
         <w:rPr>
           <w:rFonts w:ascii="黑体" w:eastAsia="黑体" w:hAnsi="黑体"/>
@@ -2258,7 +2278,7 @@
         <w:lastRenderedPageBreak/>
         <w:t>2  功能需求说明</w:t>
       </w:r>
-      <w:bookmarkEnd w:id="1"/>
+      <w:bookmarkEnd w:id="2"/>
     </w:p>
     <w:p>
       <w:pPr>
@@ -3241,7 +3261,7 @@
           <w:lang w:eastAsia="zh-CN"/>
         </w:rPr>
       </w:pPr>
-      <w:bookmarkStart w:id="2" w:name="_Toc233740038"/>
+      <w:bookmarkStart w:id="3" w:name="_Toc233740038"/>
       <w:r>
         <w:rPr>
           <w:rFonts w:ascii="黑体" w:eastAsia="黑体" w:hAnsi="黑体"/>
@@ -3250,7 +3270,7 @@
         <w:lastRenderedPageBreak/>
         <w:t>3  设计报告</w:t>
       </w:r>
-      <w:bookmarkEnd w:id="2"/>
+      <w:bookmarkEnd w:id="3"/>
     </w:p>
     <w:p>
       <w:pPr>
@@ -3259,7 +3279,7 @@
           <w:lang w:eastAsia="zh-CN"/>
         </w:rPr>
       </w:pPr>
-      <w:bookmarkStart w:id="3" w:name="_Toc233740039"/>
+      <w:bookmarkStart w:id="4" w:name="_Toc233740039"/>
       <w:r>
         <w:rPr>
           <w:rFonts w:ascii="黑体" w:eastAsia="黑体" w:hAnsi="黑体"/>
@@ -3267,7 +3287,7 @@
         </w:rPr>
         <w:t>3.1  问题描述</w:t>
       </w:r>
-      <w:bookmarkEnd w:id="3"/>
+      <w:bookmarkEnd w:id="4"/>
     </w:p>
     <w:p>
       <w:pPr>
@@ -3394,7 +3414,7 @@
           <w:lang w:eastAsia="zh-CN"/>
         </w:rPr>
       </w:pPr>
-      <w:bookmarkStart w:id="4" w:name="_Toc233740040"/>
+      <w:bookmarkStart w:id="5" w:name="_Toc233740040"/>
       <w:r>
         <w:rPr>
           <w:rFonts w:ascii="黑体" w:eastAsia="黑体" w:hAnsi="黑体"/>
@@ -3402,7 +3422,7 @@
         </w:rPr>
         <w:t>3.2  内容提要</w:t>
       </w:r>
-      <w:bookmarkEnd w:id="4"/>
+      <w:bookmarkEnd w:id="5"/>
     </w:p>
     <w:p>
       <w:pPr>
@@ -4592,7 +4612,7 @@
           <w:lang w:eastAsia="zh-CN"/>
         </w:rPr>
       </w:pPr>
-      <w:bookmarkStart w:id="5" w:name="_Toc233740041"/>
+      <w:bookmarkStart w:id="6" w:name="_Toc233740041"/>
       <w:r>
         <w:rPr>
           <w:rFonts w:ascii="黑体" w:eastAsia="黑体" w:hAnsi="黑体"/>
@@ -4601,7 +4621,7 @@
         <w:lastRenderedPageBreak/>
         <w:t>3.3  程序模块设计</w:t>
       </w:r>
-      <w:bookmarkEnd w:id="5"/>
+      <w:bookmarkEnd w:id="6"/>
     </w:p>
     <w:p>
       <w:pPr>
@@ -4898,7 +4918,7 @@
             <v:path o:extrusionok="f" gradientshapeok="t" o:connecttype="rect"/>
             <o:lock v:ext="edit" aspectratio="t"/>
           </v:shapetype>
-          <v:shape id="_x0000_i1025" type="#_x0000_t75" style="width:328pt;height:339.5pt">
+          <v:shape id="_x0000_i1025" type="#_x0000_t75" style="width:327.95pt;height:339.2pt">
             <v:imagedata r:id="rId8" o:title="1"/>
           </v:shape>
         </w:pict>
@@ -4911,9 +4931,7 @@
           <w:lang w:eastAsia="zh-CN"/>
         </w:rPr>
       </w:pPr>
-      <w:bookmarkStart w:id="6" w:name="_Toc233740042"/>
-      <w:bookmarkStart w:id="7" w:name="_GoBack"/>
-      <w:bookmarkEnd w:id="7"/>
+      <w:bookmarkStart w:id="7" w:name="_Toc233740042"/>
       <w:r>
         <w:rPr>
           <w:rFonts w:ascii="黑体" w:eastAsia="黑体" w:hAnsi="黑体"/>
@@ -4922,7 +4940,7 @@
         <w:lastRenderedPageBreak/>
         <w:t>3.4  算法实现</w:t>
       </w:r>
-      <w:bookmarkEnd w:id="6"/>
+      <w:bookmarkEnd w:id="7"/>
     </w:p>
     <w:p>
       <w:pPr>
@@ -6006,7 +6024,7 @@
           <w:lang w:eastAsia="zh-CN"/>
         </w:rPr>
         <w:pict>
-          <v:shape id="_x0000_i1026" type="#_x0000_t75" style="width:248pt;height:355.5pt">
+          <v:shape id="_x0000_i1026" type="#_x0000_t75" style="width:248.05pt;height:355.4pt">
             <v:imagedata r:id="rId9" o:title="2"/>
           </v:shape>
         </w:pict>
@@ -8586,37 +8604,7 @@
         <w:rPr>
           <w:lang w:eastAsia="zh-CN"/>
         </w:rPr>
-        <w:t>系统经过全面测试，共执行</w:t>
-      </w:r>
-      <w:r>
-        <w:rPr>
-          <w:lang w:eastAsia="zh-CN"/>
-        </w:rPr>
-        <w:t>93</w:t>
-      </w:r>
-      <w:r>
-        <w:rPr>
-          <w:lang w:eastAsia="zh-CN"/>
-        </w:rPr>
-        <w:t>个</w:t>
-      </w:r>
-      <w:r>
-        <w:rPr>
-          <w:lang w:eastAsia="zh-CN"/>
-        </w:rPr>
-        <w:t>测试用例，覆盖</w:t>
-      </w:r>
-      <w:r>
-        <w:rPr>
-          <w:lang w:eastAsia="zh-CN"/>
-        </w:rPr>
-        <w:t>M1~M4</w:t>
-      </w:r>
-      <w:r>
-        <w:rPr>
-          <w:lang w:eastAsia="zh-CN"/>
-        </w:rPr>
-        <w:t>四个核心模块。测试结果如下：</w:t>
+        <w:t>系统经过全面测试，共执行93个测试用例，覆盖M1~M4四个核心模块。测试结果如下：</w:t>
       </w:r>
     </w:p>
     <w:p>
@@ -8638,21 +8626,7 @@
           <w:b/>
           <w:lang w:eastAsia="zh-CN"/>
         </w:rPr>
-        <w:t>表</w:t>
-      </w:r>
-      <w:r>
-        <w:rPr>
-          <w:b/>
-          <w:lang w:eastAsia="zh-CN"/>
-        </w:rPr>
-        <w:t xml:space="preserve">6  </w:t>
-      </w:r>
-      <w:r>
-        <w:rPr>
-          <w:b/>
-          <w:lang w:eastAsia="zh-CN"/>
-        </w:rPr>
-        <w:t>测试结果汇总</w:t>
+        <w:t>表6  测试结果汇总</w:t>
       </w:r>
     </w:p>
     <w:tbl>
@@ -9089,119 +9063,49 @@
           <w:sz w:val="26"/>
           <w:lang w:eastAsia="zh-CN"/>
         </w:rPr>
-        <w:t>3.6.1  M1——</w:t>
-      </w:r>
+        <w:t>3.6.1  M1——用户输入与菜单交互</w:t>
+      </w:r>
+    </w:p>
+    <w:p>
+      <w:pPr>
+        <w:rPr>
+          <w:lang w:eastAsia="zh-CN"/>
+        </w:rPr>
+      </w:pPr>
+    </w:p>
+    <w:p>
+      <w:pPr>
+        <w:rPr>
+          <w:lang w:eastAsia="zh-CN"/>
+        </w:rPr>
+      </w:pPr>
+      <w:r>
+        <w:rPr>
+          <w:lang w:eastAsia="zh-CN"/>
+        </w:rPr>
+        <w:t>测试非法菜单输入、主菜单跳转、二级菜单跳转共16项。主要修复：添加safeReadInt函数，检测cin.fail()和浮点数输入（cin.peek()=='.'），消除死循环。</w:t>
+      </w:r>
+    </w:p>
+    <w:p>
+      <w:pPr>
+        <w:rPr>
+          <w:lang w:eastAsia="zh-CN"/>
+        </w:rPr>
+      </w:pPr>
+    </w:p>
+    <w:p>
+      <w:pPr>
+        <w:jc w:val="center"/>
+        <w:rPr>
+          <w:lang w:eastAsia="zh-CN"/>
+        </w:rPr>
+      </w:pPr>
       <w:r>
         <w:rPr>
           <w:b/>
-          <w:sz w:val="26"/>
-          <w:lang w:eastAsia="zh-CN"/>
-        </w:rPr>
-        <w:t>用户输入与菜单交互</w:t>
-      </w:r>
-    </w:p>
-    <w:p>
-      <w:pPr>
-        <w:rPr>
-          <w:lang w:eastAsia="zh-CN"/>
-        </w:rPr>
-      </w:pPr>
-    </w:p>
-    <w:p>
-      <w:pPr>
-        <w:rPr>
-          <w:lang w:eastAsia="zh-CN"/>
-        </w:rPr>
-      </w:pPr>
-      <w:r>
-        <w:rPr>
-          <w:lang w:eastAsia="zh-CN"/>
-        </w:rPr>
-        <w:t>测试非法菜单输入、主菜单跳转、二级菜单跳转共</w:t>
-      </w:r>
-      <w:r>
-        <w:rPr>
-          <w:lang w:eastAsia="zh-CN"/>
-        </w:rPr>
-        <w:t>16</w:t>
-      </w:r>
-      <w:r>
-        <w:rPr>
-          <w:lang w:eastAsia="zh-CN"/>
-        </w:rPr>
-        <w:t>项。主要修复：添加</w:t>
-      </w:r>
-      <w:r>
-        <w:rPr>
-          <w:lang w:eastAsia="zh-CN"/>
-        </w:rPr>
-        <w:t>safeReadInt</w:t>
-      </w:r>
-      <w:r>
-        <w:rPr>
-          <w:lang w:eastAsia="zh-CN"/>
-        </w:rPr>
-        <w:t>函数，检测</w:t>
-      </w:r>
-      <w:r>
-        <w:rPr>
-          <w:lang w:eastAsia="zh-CN"/>
-        </w:rPr>
-        <w:t>cin.fail()</w:t>
-      </w:r>
-      <w:r>
-        <w:rPr>
-          <w:lang w:eastAsia="zh-CN"/>
-        </w:rPr>
-        <w:t>和浮点数输入（</w:t>
-      </w:r>
-      <w:r>
-        <w:rPr>
-          <w:lang w:eastAsia="zh-CN"/>
-        </w:rPr>
-        <w:t>cin.peek()=='.'</w:t>
-      </w:r>
-      <w:r>
-        <w:rPr>
-          <w:lang w:eastAsia="zh-CN"/>
-        </w:rPr>
-        <w:t>），消除死循环。</w:t>
-      </w:r>
-    </w:p>
-    <w:p>
-      <w:pPr>
-        <w:rPr>
-          <w:lang w:eastAsia="zh-CN"/>
-        </w:rPr>
-      </w:pPr>
-    </w:p>
-    <w:p>
-      <w:pPr>
-        <w:jc w:val="center"/>
-        <w:rPr>
-          <w:lang w:eastAsia="zh-CN"/>
-        </w:rPr>
-      </w:pPr>
-      <w:r>
-        <w:rPr>
-          <w:b/>
-          <w:lang w:eastAsia="zh-CN"/>
-        </w:rPr>
-        <w:t>表</w:t>
-      </w:r>
-      <w:r>
-        <w:rPr>
-          <w:b/>
-          <w:lang w:eastAsia="zh-CN"/>
-        </w:rPr>
-        <w:t>7  M1</w:t>
-      </w:r>
-      <w:r>
-        <w:rPr>
-          <w:b/>
-          <w:lang w:eastAsia="zh-CN"/>
-        </w:rPr>
-        <w:t>测试结果摘录</w:t>
+          <w:lang w:eastAsia="zh-CN"/>
+        </w:rPr>
+        <w:t>表7  M1测试结果摘录</w:t>
       </w:r>
     </w:p>
     <w:tbl>
@@ -9316,301 +9220,241 @@
                 <w:sz w:val="18"/>
                 <w:lang w:eastAsia="zh-CN"/>
               </w:rPr>
-              <w:t>提示</w:t>
-            </w:r>
+              <w:t>提示"非法编号"并回到主菜单，不再死循环</w:t>
+            </w:r>
+          </w:p>
+        </w:tc>
+        <w:tc>
+          <w:tcPr>
+            <w:tcW w:w="2160" w:type="dxa"/>
+          </w:tcPr>
+          <w:p>
+            <w:r>
+              <w:rPr>
+                <w:sz w:val="18"/>
+              </w:rPr>
+              <w:t>PASS</w:t>
+            </w:r>
+          </w:p>
+        </w:tc>
+      </w:tr>
+      <w:tr>
+        <w:tc>
+          <w:tcPr>
+            <w:tcW w:w="2160" w:type="dxa"/>
+          </w:tcPr>
+          <w:p>
+            <w:r>
+              <w:rPr>
+                <w:sz w:val="18"/>
+              </w:rPr>
+              <w:t>M1-1-002</w:t>
+            </w:r>
+          </w:p>
+        </w:tc>
+        <w:tc>
+          <w:tcPr>
+            <w:tcW w:w="2160" w:type="dxa"/>
+          </w:tcPr>
+          <w:p>
+            <w:r>
+              <w:rPr>
+                <w:sz w:val="18"/>
+              </w:rPr>
+              <w:t>1.2</w:t>
+            </w:r>
+          </w:p>
+        </w:tc>
+        <w:tc>
+          <w:tcPr>
+            <w:tcW w:w="2160" w:type="dxa"/>
+          </w:tcPr>
+          <w:p>
+            <w:r>
+              <w:rPr>
+                <w:sz w:val="18"/>
+              </w:rPr>
+              <w:t>safeReadInt检测小数点，返回-1，提示非法编号</w:t>
+            </w:r>
+          </w:p>
+        </w:tc>
+        <w:tc>
+          <w:tcPr>
+            <w:tcW w:w="2160" w:type="dxa"/>
+          </w:tcPr>
+          <w:p>
+            <w:r>
+              <w:rPr>
+                <w:sz w:val="18"/>
+              </w:rPr>
+              <w:t>PASS</w:t>
+            </w:r>
+          </w:p>
+        </w:tc>
+      </w:tr>
+      <w:tr>
+        <w:tc>
+          <w:tcPr>
+            <w:tcW w:w="2160" w:type="dxa"/>
+          </w:tcPr>
+          <w:p>
+            <w:r>
+              <w:rPr>
+                <w:sz w:val="18"/>
+              </w:rPr>
+              <w:t>M1-1-003</w:t>
+            </w:r>
+          </w:p>
+        </w:tc>
+        <w:tc>
+          <w:tcPr>
+            <w:tcW w:w="2160" w:type="dxa"/>
+          </w:tcPr>
+          <w:p>
+            <w:r>
+              <w:rPr>
+                <w:sz w:val="18"/>
+              </w:rPr>
+              <w:t>10</w:t>
+            </w:r>
+          </w:p>
+        </w:tc>
+        <w:tc>
+          <w:tcPr>
+            <w:tcW w:w="2160" w:type="dxa"/>
+          </w:tcPr>
+          <w:p>
+            <w:pPr>
+              <w:rPr>
+                <w:lang w:eastAsia="zh-CN"/>
+              </w:rPr>
+            </w:pPr>
             <w:r>
               <w:rPr>
                 <w:sz w:val="18"/>
                 <w:lang w:eastAsia="zh-CN"/>
               </w:rPr>
-              <w:t>"</w:t>
-            </w:r>
+              <w:t>提示非法编号并回到主菜单</w:t>
+            </w:r>
+          </w:p>
+        </w:tc>
+        <w:tc>
+          <w:tcPr>
+            <w:tcW w:w="2160" w:type="dxa"/>
+          </w:tcPr>
+          <w:p>
+            <w:r>
+              <w:rPr>
+                <w:sz w:val="18"/>
+              </w:rPr>
+              <w:t>PASS</w:t>
+            </w:r>
+          </w:p>
+        </w:tc>
+      </w:tr>
+      <w:tr>
+        <w:tc>
+          <w:tcPr>
+            <w:tcW w:w="2160" w:type="dxa"/>
+          </w:tcPr>
+          <w:p>
+            <w:r>
+              <w:rPr>
+                <w:sz w:val="18"/>
+              </w:rPr>
+              <w:t>M1-1-004</w:t>
+            </w:r>
+          </w:p>
+        </w:tc>
+        <w:tc>
+          <w:tcPr>
+            <w:tcW w:w="2160" w:type="dxa"/>
+          </w:tcPr>
+          <w:p>
+            <w:r>
+              <w:rPr>
+                <w:sz w:val="18"/>
+              </w:rPr>
+              <w:t>-1</w:t>
+            </w:r>
+          </w:p>
+        </w:tc>
+        <w:tc>
+          <w:tcPr>
+            <w:tcW w:w="2160" w:type="dxa"/>
+          </w:tcPr>
+          <w:p>
+            <w:pPr>
+              <w:rPr>
+                <w:lang w:eastAsia="zh-CN"/>
+              </w:rPr>
+            </w:pPr>
             <w:r>
               <w:rPr>
                 <w:sz w:val="18"/>
                 <w:lang w:eastAsia="zh-CN"/>
               </w:rPr>
-              <w:t>非法编号</w:t>
-            </w:r>
+              <w:t>提示非法编号并回到主菜单</w:t>
+            </w:r>
+          </w:p>
+        </w:tc>
+        <w:tc>
+          <w:tcPr>
+            <w:tcW w:w="2160" w:type="dxa"/>
+          </w:tcPr>
+          <w:p>
+            <w:r>
+              <w:rPr>
+                <w:sz w:val="18"/>
+              </w:rPr>
+              <w:t>PASS</w:t>
+            </w:r>
+          </w:p>
+        </w:tc>
+      </w:tr>
+      <w:tr>
+        <w:tc>
+          <w:tcPr>
+            <w:tcW w:w="2160" w:type="dxa"/>
+          </w:tcPr>
+          <w:p>
+            <w:r>
+              <w:rPr>
+                <w:sz w:val="18"/>
+              </w:rPr>
+              <w:t>M1-2-001</w:t>
+            </w:r>
+          </w:p>
+        </w:tc>
+        <w:tc>
+          <w:tcPr>
+            <w:tcW w:w="2160" w:type="dxa"/>
+          </w:tcPr>
+          <w:p>
+            <w:r>
+              <w:rPr>
+                <w:sz w:val="18"/>
+              </w:rPr>
+              <w:t>1</w:t>
+            </w:r>
+          </w:p>
+        </w:tc>
+        <w:tc>
+          <w:tcPr>
+            <w:tcW w:w="2160" w:type="dxa"/>
+          </w:tcPr>
+          <w:p>
+            <w:pPr>
+              <w:rPr>
+                <w:lang w:eastAsia="zh-CN"/>
+              </w:rPr>
+            </w:pPr>
             <w:r>
               <w:rPr>
                 <w:sz w:val="18"/>
                 <w:lang w:eastAsia="zh-CN"/>
               </w:rPr>
-              <w:t>"</w:t>
-            </w:r>
-            <w:r>
-              <w:rPr>
-                <w:sz w:val="18"/>
-                <w:lang w:eastAsia="zh-CN"/>
-              </w:rPr>
-              <w:t>并回到主菜单，不再死循环</w:t>
-            </w:r>
-          </w:p>
-        </w:tc>
-        <w:tc>
-          <w:tcPr>
-            <w:tcW w:w="2160" w:type="dxa"/>
-          </w:tcPr>
-          <w:p>
-            <w:r>
-              <w:rPr>
-                <w:sz w:val="18"/>
-              </w:rPr>
-              <w:t>PASS</w:t>
-            </w:r>
-          </w:p>
-        </w:tc>
-      </w:tr>
-      <w:tr>
-        <w:tc>
-          <w:tcPr>
-            <w:tcW w:w="2160" w:type="dxa"/>
-          </w:tcPr>
-          <w:p>
-            <w:r>
-              <w:rPr>
-                <w:sz w:val="18"/>
-              </w:rPr>
-              <w:t>M1-1-002</w:t>
-            </w:r>
-          </w:p>
-        </w:tc>
-        <w:tc>
-          <w:tcPr>
-            <w:tcW w:w="2160" w:type="dxa"/>
-          </w:tcPr>
-          <w:p>
-            <w:r>
-              <w:rPr>
-                <w:sz w:val="18"/>
-              </w:rPr>
-              <w:t>1.2</w:t>
-            </w:r>
-          </w:p>
-        </w:tc>
-        <w:tc>
-          <w:tcPr>
-            <w:tcW w:w="2160" w:type="dxa"/>
-          </w:tcPr>
-          <w:p>
-            <w:r>
-              <w:rPr>
-                <w:sz w:val="18"/>
-              </w:rPr>
-              <w:t>safeReadInt</w:t>
-            </w:r>
-            <w:r>
-              <w:rPr>
-                <w:sz w:val="18"/>
-              </w:rPr>
-              <w:t>检测小数点，返回</w:t>
-            </w:r>
-            <w:r>
-              <w:rPr>
-                <w:sz w:val="18"/>
-              </w:rPr>
-              <w:t>-1</w:t>
-            </w:r>
-            <w:r>
-              <w:rPr>
-                <w:sz w:val="18"/>
-              </w:rPr>
-              <w:t>，提示非法编号</w:t>
-            </w:r>
-          </w:p>
-        </w:tc>
-        <w:tc>
-          <w:tcPr>
-            <w:tcW w:w="2160" w:type="dxa"/>
-          </w:tcPr>
-          <w:p>
-            <w:r>
-              <w:rPr>
-                <w:sz w:val="18"/>
-              </w:rPr>
-              <w:t>PASS</w:t>
-            </w:r>
-          </w:p>
-        </w:tc>
-      </w:tr>
-      <w:tr>
-        <w:tc>
-          <w:tcPr>
-            <w:tcW w:w="2160" w:type="dxa"/>
-          </w:tcPr>
-          <w:p>
-            <w:r>
-              <w:rPr>
-                <w:sz w:val="18"/>
-              </w:rPr>
-              <w:t>M1-1-003</w:t>
-            </w:r>
-          </w:p>
-        </w:tc>
-        <w:tc>
-          <w:tcPr>
-            <w:tcW w:w="2160" w:type="dxa"/>
-          </w:tcPr>
-          <w:p>
-            <w:r>
-              <w:rPr>
-                <w:sz w:val="18"/>
-              </w:rPr>
-              <w:t>10</w:t>
-            </w:r>
-          </w:p>
-        </w:tc>
-        <w:tc>
-          <w:tcPr>
-            <w:tcW w:w="2160" w:type="dxa"/>
-          </w:tcPr>
-          <w:p>
-            <w:pPr>
-              <w:rPr>
-                <w:lang w:eastAsia="zh-CN"/>
-              </w:rPr>
-            </w:pPr>
-            <w:r>
-              <w:rPr>
-                <w:sz w:val="18"/>
-                <w:lang w:eastAsia="zh-CN"/>
-              </w:rPr>
-              <w:t>提示非法编号并回到主菜单</w:t>
-            </w:r>
-          </w:p>
-        </w:tc>
-        <w:tc>
-          <w:tcPr>
-            <w:tcW w:w="2160" w:type="dxa"/>
-          </w:tcPr>
-          <w:p>
-            <w:r>
-              <w:rPr>
-                <w:sz w:val="18"/>
-              </w:rPr>
-              <w:t>PASS</w:t>
-            </w:r>
-          </w:p>
-        </w:tc>
-      </w:tr>
-      <w:tr>
-        <w:tc>
-          <w:tcPr>
-            <w:tcW w:w="2160" w:type="dxa"/>
-          </w:tcPr>
-          <w:p>
-            <w:r>
-              <w:rPr>
-                <w:sz w:val="18"/>
-              </w:rPr>
-              <w:t>M1-1-004</w:t>
-            </w:r>
-          </w:p>
-        </w:tc>
-        <w:tc>
-          <w:tcPr>
-            <w:tcW w:w="2160" w:type="dxa"/>
-          </w:tcPr>
-          <w:p>
-            <w:r>
-              <w:rPr>
-                <w:sz w:val="18"/>
-              </w:rPr>
-              <w:t>-1</w:t>
-            </w:r>
-          </w:p>
-        </w:tc>
-        <w:tc>
-          <w:tcPr>
-            <w:tcW w:w="2160" w:type="dxa"/>
-          </w:tcPr>
-          <w:p>
-            <w:pPr>
-              <w:rPr>
-                <w:lang w:eastAsia="zh-CN"/>
-              </w:rPr>
-            </w:pPr>
-            <w:r>
-              <w:rPr>
-                <w:sz w:val="18"/>
-                <w:lang w:eastAsia="zh-CN"/>
-              </w:rPr>
-              <w:t>提示非法编号并回到主菜单</w:t>
-            </w:r>
-          </w:p>
-        </w:tc>
-        <w:tc>
-          <w:tcPr>
-            <w:tcW w:w="2160" w:type="dxa"/>
-          </w:tcPr>
-          <w:p>
-            <w:r>
-              <w:rPr>
-                <w:sz w:val="18"/>
-              </w:rPr>
-              <w:t>PASS</w:t>
-            </w:r>
-          </w:p>
-        </w:tc>
-      </w:tr>
-      <w:tr>
-        <w:tc>
-          <w:tcPr>
-            <w:tcW w:w="2160" w:type="dxa"/>
-          </w:tcPr>
-          <w:p>
-            <w:r>
-              <w:rPr>
-                <w:sz w:val="18"/>
-              </w:rPr>
-              <w:t>M1-2-001</w:t>
-            </w:r>
-          </w:p>
-        </w:tc>
-        <w:tc>
-          <w:tcPr>
-            <w:tcW w:w="2160" w:type="dxa"/>
-          </w:tcPr>
-          <w:p>
-            <w:r>
-              <w:rPr>
-                <w:sz w:val="18"/>
-              </w:rPr>
-              <w:t>1</w:t>
-            </w:r>
-          </w:p>
-        </w:tc>
-        <w:tc>
-          <w:tcPr>
-            <w:tcW w:w="2160" w:type="dxa"/>
-          </w:tcPr>
-          <w:p>
-            <w:pPr>
-              <w:rPr>
-                <w:lang w:eastAsia="zh-CN"/>
-              </w:rPr>
-            </w:pPr>
-            <w:r>
-              <w:rPr>
-                <w:sz w:val="18"/>
-                <w:lang w:eastAsia="zh-CN"/>
-              </w:rPr>
-              <w:t>正确跳转至线路站点信息</w:t>
-            </w:r>
-            <w:r>
-              <w:rPr>
-                <w:sz w:val="18"/>
-                <w:lang w:eastAsia="zh-CN"/>
-              </w:rPr>
-              <w:t>/</w:t>
-            </w:r>
-            <w:r>
-              <w:rPr>
-                <w:sz w:val="18"/>
-                <w:lang w:eastAsia="zh-CN"/>
-              </w:rPr>
-              <w:t>运营状态管理子菜单</w:t>
+              <w:t>正确跳转至线路站点信息/运营状态管理子菜单</w:t>
             </w:r>
           </w:p>
         </w:tc>
@@ -9831,149 +9675,45 @@
           <w:sz w:val="26"/>
           <w:lang w:eastAsia="zh-CN"/>
         </w:rPr>
-        <w:t>3.6.2  M2——</w:t>
-      </w:r>
+        <w:t>3.6.2  M2——站点与边数据加载</w:t>
+      </w:r>
+    </w:p>
+    <w:p>
+      <w:pPr>
+        <w:rPr>
+          <w:lang w:eastAsia="zh-CN"/>
+        </w:rPr>
+      </w:pPr>
+    </w:p>
+    <w:p>
+      <w:pPr>
+        <w:rPr>
+          <w:lang w:eastAsia="zh-CN"/>
+        </w:rPr>
+      </w:pPr>
+      <w:r>
+        <w:rPr>
+          <w:lang w:eastAsia="zh-CN"/>
+        </w:rPr>
+        <w:t>测试CSV批量更新、手工更新、关闭站点显示、恢复初始状态、线路信息显示共28项。主要修复：batchUpdateStatus增加try-catch包裹stoi、格式校验、空文件检测、缺失站点提示；恢复初始状态增加Y/N确认；showLineStations增加线路编号校验和换乘信息显示。</w:t>
+      </w:r>
+    </w:p>
+    <w:p>
+      <w:pPr>
+        <w:rPr>
+          <w:lang w:eastAsia="zh-CN"/>
+        </w:rPr>
+      </w:pPr>
+    </w:p>
+    <w:p>
+      <w:pPr>
+        <w:jc w:val="center"/>
+      </w:pPr>
       <w:r>
         <w:rPr>
           <w:b/>
-          <w:sz w:val="26"/>
-          <w:lang w:eastAsia="zh-CN"/>
-        </w:rPr>
-        <w:t>站点与边数据加载</w:t>
-      </w:r>
-    </w:p>
-    <w:p>
-      <w:pPr>
-        <w:rPr>
-          <w:lang w:eastAsia="zh-CN"/>
-        </w:rPr>
-      </w:pPr>
-    </w:p>
-    <w:p>
-      <w:pPr>
-        <w:rPr>
-          <w:lang w:eastAsia="zh-CN"/>
-        </w:rPr>
-      </w:pPr>
-      <w:r>
-        <w:rPr>
-          <w:lang w:eastAsia="zh-CN"/>
-        </w:rPr>
-        <w:t>测试</w:t>
-      </w:r>
-      <w:r>
-        <w:rPr>
-          <w:lang w:eastAsia="zh-CN"/>
-        </w:rPr>
-        <w:t>CSV</w:t>
-      </w:r>
-      <w:r>
-        <w:rPr>
-          <w:lang w:eastAsia="zh-CN"/>
-        </w:rPr>
-        <w:t>批量更新、手工更新、关闭站点显示、恢复初始状态、线路信息显示共</w:t>
-      </w:r>
-      <w:r>
-        <w:rPr>
-          <w:lang w:eastAsia="zh-CN"/>
-        </w:rPr>
-        <w:t>28</w:t>
-      </w:r>
-      <w:r>
-        <w:rPr>
-          <w:lang w:eastAsia="zh-CN"/>
-        </w:rPr>
-        <w:t>项。主要修复：</w:t>
-      </w:r>
-      <w:r>
-        <w:rPr>
-          <w:lang w:eastAsia="zh-CN"/>
-        </w:rPr>
-        <w:t>batchUpdateStatus</w:t>
-      </w:r>
-      <w:r>
-        <w:rPr>
-          <w:lang w:eastAsia="zh-CN"/>
-        </w:rPr>
-        <w:t>增加</w:t>
-      </w:r>
-      <w:r>
-        <w:rPr>
-          <w:lang w:eastAsia="zh-CN"/>
-        </w:rPr>
-        <w:t>try-catch</w:t>
-      </w:r>
-      <w:r>
-        <w:rPr>
-          <w:lang w:eastAsia="zh-CN"/>
-        </w:rPr>
-        <w:t>包裹</w:t>
-      </w:r>
-      <w:r>
-        <w:rPr>
-          <w:lang w:eastAsia="zh-CN"/>
-        </w:rPr>
-        <w:t>stoi</w:t>
-      </w:r>
-      <w:r>
-        <w:rPr>
-          <w:lang w:eastAsia="zh-CN"/>
-        </w:rPr>
-        <w:t>、格式校验、空文件检测、缺失站点提示；恢复初始状态增加</w:t>
-      </w:r>
-      <w:r>
-        <w:rPr>
-          <w:lang w:eastAsia="zh-CN"/>
-        </w:rPr>
-        <w:t>Y/N</w:t>
-      </w:r>
-      <w:r>
-        <w:rPr>
-          <w:lang w:eastAsia="zh-CN"/>
-        </w:rPr>
-        <w:t>确认；</w:t>
-      </w:r>
-      <w:r>
-        <w:rPr>
-          <w:lang w:eastAsia="zh-CN"/>
-        </w:rPr>
-        <w:t>showLineStations</w:t>
-      </w:r>
-      <w:r>
-        <w:rPr>
-          <w:lang w:eastAsia="zh-CN"/>
-        </w:rPr>
-        <w:t>增加线路编号校验和换乘信息显示。</w:t>
-      </w:r>
-    </w:p>
-    <w:p>
-      <w:pPr>
-        <w:rPr>
-          <w:lang w:eastAsia="zh-CN"/>
-        </w:rPr>
-      </w:pPr>
-    </w:p>
-    <w:p>
-      <w:pPr>
-        <w:jc w:val="center"/>
-      </w:pPr>
-      <w:r>
-        <w:rPr>
-          <w:b/>
-        </w:rPr>
-        <w:t>表</w:t>
-      </w:r>
-      <w:r>
-        <w:rPr>
-          <w:b/>
-        </w:rPr>
-        <w:t>8  M2</w:t>
-      </w:r>
-      <w:r>
-        <w:rPr>
-          <w:b/>
-        </w:rPr>
-        <w:t>测试结果摘录</w:t>
+        </w:rPr>
+        <w:t>表8  M2测试结果摘录</w:t>
       </w:r>
     </w:p>
     <w:tbl>
@@ -10088,35 +9828,355 @@
                 <w:sz w:val="18"/>
                 <w:lang w:eastAsia="zh-CN"/>
               </w:rPr>
-              <w:t>输出</w:t>
-            </w:r>
+              <w:t>输出"格式错误，跳过该行"并继续</w:t>
+            </w:r>
+          </w:p>
+        </w:tc>
+        <w:tc>
+          <w:tcPr>
+            <w:tcW w:w="2160" w:type="dxa"/>
+          </w:tcPr>
+          <w:p>
+            <w:r>
+              <w:rPr>
+                <w:sz w:val="18"/>
+              </w:rPr>
+              <w:t>PASS</w:t>
+            </w:r>
+          </w:p>
+        </w:tc>
+      </w:tr>
+      <w:tr>
+        <w:tc>
+          <w:tcPr>
+            <w:tcW w:w="2160" w:type="dxa"/>
+          </w:tcPr>
+          <w:p>
+            <w:r>
+              <w:rPr>
+                <w:sz w:val="18"/>
+              </w:rPr>
+              <w:t>M2-1-004</w:t>
+            </w:r>
+          </w:p>
+        </w:tc>
+        <w:tc>
+          <w:tcPr>
+            <w:tcW w:w="2160" w:type="dxa"/>
+          </w:tcPr>
+          <w:p>
+            <w:r>
+              <w:rPr>
+                <w:sz w:val="18"/>
+              </w:rPr>
+              <w:t>文件为空</w:t>
+            </w:r>
+          </w:p>
+        </w:tc>
+        <w:tc>
+          <w:tcPr>
+            <w:tcW w:w="2160" w:type="dxa"/>
+          </w:tcPr>
+          <w:p>
+            <w:pPr>
+              <w:rPr>
+                <w:lang w:eastAsia="zh-CN"/>
+              </w:rPr>
+            </w:pPr>
             <w:r>
               <w:rPr>
                 <w:sz w:val="18"/>
                 <w:lang w:eastAsia="zh-CN"/>
               </w:rPr>
-              <w:t>"</w:t>
-            </w:r>
+              <w:t>检测EOF输出"未检测到有效更新记录"</w:t>
+            </w:r>
+          </w:p>
+        </w:tc>
+        <w:tc>
+          <w:tcPr>
+            <w:tcW w:w="2160" w:type="dxa"/>
+          </w:tcPr>
+          <w:p>
+            <w:r>
+              <w:rPr>
+                <w:sz w:val="18"/>
+              </w:rPr>
+              <w:t>PASS</w:t>
+            </w:r>
+          </w:p>
+        </w:tc>
+      </w:tr>
+      <w:tr>
+        <w:tc>
+          <w:tcPr>
+            <w:tcW w:w="2160" w:type="dxa"/>
+          </w:tcPr>
+          <w:p>
+            <w:r>
+              <w:rPr>
+                <w:sz w:val="18"/>
+              </w:rPr>
+              <w:t>M2-1-005</w:t>
+            </w:r>
+          </w:p>
+        </w:tc>
+        <w:tc>
+          <w:tcPr>
+            <w:tcW w:w="2160" w:type="dxa"/>
+          </w:tcPr>
+          <w:p>
+            <w:r>
+              <w:rPr>
+                <w:sz w:val="18"/>
+              </w:rPr>
+              <w:t>无效站点</w:t>
+            </w:r>
+          </w:p>
+        </w:tc>
+        <w:tc>
+          <w:tcPr>
+            <w:tcW w:w="2160" w:type="dxa"/>
+          </w:tcPr>
+          <w:p>
+            <w:r>
+              <w:rPr>
+                <w:sz w:val="18"/>
+              </w:rPr>
+              <w:t>try-catch捕获stoi异常，输出"无效站点ID"</w:t>
+            </w:r>
+          </w:p>
+        </w:tc>
+        <w:tc>
+          <w:tcPr>
+            <w:tcW w:w="2160" w:type="dxa"/>
+          </w:tcPr>
+          <w:p>
+            <w:r>
+              <w:rPr>
+                <w:sz w:val="18"/>
+              </w:rPr>
+              <w:t>PASS</w:t>
+            </w:r>
+          </w:p>
+        </w:tc>
+      </w:tr>
+      <w:tr>
+        <w:tc>
+          <w:tcPr>
+            <w:tcW w:w="2160" w:type="dxa"/>
+          </w:tcPr>
+          <w:p>
+            <w:r>
+              <w:rPr>
+                <w:sz w:val="18"/>
+              </w:rPr>
+              <w:t>M2-1-006</w:t>
+            </w:r>
+          </w:p>
+        </w:tc>
+        <w:tc>
+          <w:tcPr>
+            <w:tcW w:w="2160" w:type="dxa"/>
+          </w:tcPr>
+          <w:p>
+            <w:r>
+              <w:rPr>
+                <w:sz w:val="18"/>
+              </w:rPr>
+              <w:t>状态非法</w:t>
+            </w:r>
+          </w:p>
+        </w:tc>
+        <w:tc>
+          <w:tcPr>
+            <w:tcW w:w="2160" w:type="dxa"/>
+          </w:tcPr>
+          <w:p>
+            <w:pPr>
+              <w:rPr>
+                <w:lang w:eastAsia="zh-CN"/>
+              </w:rPr>
+            </w:pPr>
             <w:r>
               <w:rPr>
                 <w:sz w:val="18"/>
                 <w:lang w:eastAsia="zh-CN"/>
               </w:rPr>
-              <w:t>格式错误，跳过该行</w:t>
-            </w:r>
+              <w:t>非0/1值输出"非法状态值，跳过该行"</w:t>
+            </w:r>
+          </w:p>
+        </w:tc>
+        <w:tc>
+          <w:tcPr>
+            <w:tcW w:w="2160" w:type="dxa"/>
+          </w:tcPr>
+          <w:p>
+            <w:r>
+              <w:rPr>
+                <w:sz w:val="18"/>
+              </w:rPr>
+              <w:t>PASS</w:t>
+            </w:r>
+          </w:p>
+        </w:tc>
+      </w:tr>
+      <w:tr>
+        <w:tc>
+          <w:tcPr>
+            <w:tcW w:w="2160" w:type="dxa"/>
+          </w:tcPr>
+          <w:p>
+            <w:r>
+              <w:rPr>
+                <w:sz w:val="18"/>
+              </w:rPr>
+              <w:t>M2-1-009</w:t>
+            </w:r>
+          </w:p>
+        </w:tc>
+        <w:tc>
+          <w:tcPr>
+            <w:tcW w:w="2160" w:type="dxa"/>
+          </w:tcPr>
+          <w:p>
+            <w:r>
+              <w:rPr>
+                <w:sz w:val="18"/>
+              </w:rPr>
+              <w:t>站点未找到</w:t>
+            </w:r>
+          </w:p>
+        </w:tc>
+        <w:tc>
+          <w:tcPr>
+            <w:tcW w:w="2160" w:type="dxa"/>
+          </w:tcPr>
+          <w:p>
+            <w:r>
+              <w:rPr>
+                <w:sz w:val="18"/>
+              </w:rPr>
+              <w:t>setStationOpen返回false，输出"未匹配"</w:t>
+            </w:r>
+          </w:p>
+        </w:tc>
+        <w:tc>
+          <w:tcPr>
+            <w:tcW w:w="2160" w:type="dxa"/>
+          </w:tcPr>
+          <w:p>
+            <w:r>
+              <w:rPr>
+                <w:sz w:val="18"/>
+              </w:rPr>
+              <w:t>PASS</w:t>
+            </w:r>
+          </w:p>
+        </w:tc>
+      </w:tr>
+      <w:tr>
+        <w:tc>
+          <w:tcPr>
+            <w:tcW w:w="2160" w:type="dxa"/>
+          </w:tcPr>
+          <w:p>
+            <w:r>
+              <w:rPr>
+                <w:sz w:val="18"/>
+              </w:rPr>
+              <w:t>M2-2-004</w:t>
+            </w:r>
+          </w:p>
+        </w:tc>
+        <w:tc>
+          <w:tcPr>
+            <w:tcW w:w="2160" w:type="dxa"/>
+          </w:tcPr>
+          <w:p>
+            <w:r>
+              <w:rPr>
+                <w:sz w:val="18"/>
+              </w:rPr>
+              <w:t>数目统计</w:t>
+            </w:r>
+          </w:p>
+        </w:tc>
+        <w:tc>
+          <w:tcPr>
+            <w:tcW w:w="2160" w:type="dxa"/>
+          </w:tcPr>
+          <w:p>
+            <w:pPr>
+              <w:rPr>
+                <w:lang w:eastAsia="zh-CN"/>
+              </w:rPr>
+            </w:pPr>
             <w:r>
               <w:rPr>
                 <w:sz w:val="18"/>
                 <w:lang w:eastAsia="zh-CN"/>
               </w:rPr>
-              <w:t>"</w:t>
-            </w:r>
+              <w:t>输出"1个站点的状态修改完成"</w:t>
+            </w:r>
+          </w:p>
+        </w:tc>
+        <w:tc>
+          <w:tcPr>
+            <w:tcW w:w="2160" w:type="dxa"/>
+          </w:tcPr>
+          <w:p>
+            <w:r>
+              <w:rPr>
+                <w:sz w:val="18"/>
+              </w:rPr>
+              <w:t>PASS</w:t>
+            </w:r>
+          </w:p>
+        </w:tc>
+      </w:tr>
+      <w:tr>
+        <w:tc>
+          <w:tcPr>
+            <w:tcW w:w="2160" w:type="dxa"/>
+          </w:tcPr>
+          <w:p>
+            <w:r>
+              <w:rPr>
+                <w:sz w:val="18"/>
+              </w:rPr>
+              <w:t>M2-4-001</w:t>
+            </w:r>
+          </w:p>
+        </w:tc>
+        <w:tc>
+          <w:tcPr>
+            <w:tcW w:w="2160" w:type="dxa"/>
+          </w:tcPr>
+          <w:p>
+            <w:r>
+              <w:rPr>
+                <w:sz w:val="18"/>
+              </w:rPr>
+              <w:t>恢复确认</w:t>
+            </w:r>
+          </w:p>
+        </w:tc>
+        <w:tc>
+          <w:tcPr>
+            <w:tcW w:w="2160" w:type="dxa"/>
+          </w:tcPr>
+          <w:p>
+            <w:pPr>
+              <w:rPr>
+                <w:lang w:eastAsia="zh-CN"/>
+              </w:rPr>
+            </w:pPr>
             <w:r>
               <w:rPr>
                 <w:sz w:val="18"/>
                 <w:lang w:eastAsia="zh-CN"/>
               </w:rPr>
-              <w:t>并继续</w:t>
+              <w:t>提示Y/N确认，N取消Y执行</w:t>
             </w:r>
           </w:p>
         </w:tc>
@@ -10144,7 +10204,7 @@
               <w:rPr>
                 <w:sz w:val="18"/>
               </w:rPr>
-              <w:t>M2-1-004</w:t>
+              <w:t>M2-5-001</w:t>
             </w:r>
           </w:p>
         </w:tc>
@@ -10157,7 +10217,61 @@
               <w:rPr>
                 <w:sz w:val="18"/>
               </w:rPr>
-              <w:t>文件为空</w:t>
+              <w:t>线路不存在</w:t>
+            </w:r>
+          </w:p>
+        </w:tc>
+        <w:tc>
+          <w:tcPr>
+            <w:tcW w:w="2160" w:type="dxa"/>
+          </w:tcPr>
+          <w:p>
+            <w:r>
+              <w:rPr>
+                <w:sz w:val="18"/>
+              </w:rPr>
+              <w:t>lineStations.find检查，输出"线路编号无效"</w:t>
+            </w:r>
+          </w:p>
+        </w:tc>
+        <w:tc>
+          <w:tcPr>
+            <w:tcW w:w="2160" w:type="dxa"/>
+          </w:tcPr>
+          <w:p>
+            <w:r>
+              <w:rPr>
+                <w:sz w:val="18"/>
+              </w:rPr>
+              <w:t>PASS</w:t>
+            </w:r>
+          </w:p>
+        </w:tc>
+      </w:tr>
+      <w:tr>
+        <w:tc>
+          <w:tcPr>
+            <w:tcW w:w="2160" w:type="dxa"/>
+          </w:tcPr>
+          <w:p>
+            <w:r>
+              <w:rPr>
+                <w:sz w:val="18"/>
+              </w:rPr>
+              <w:t>M2-5-004</w:t>
+            </w:r>
+          </w:p>
+        </w:tc>
+        <w:tc>
+          <w:tcPr>
+            <w:tcW w:w="2160" w:type="dxa"/>
+          </w:tcPr>
+          <w:p>
+            <w:r>
+              <w:rPr>
+                <w:sz w:val="18"/>
+              </w:rPr>
+              <w:t>换乘站点</w:t>
             </w:r>
           </w:p>
         </w:tc>
@@ -10176,694 +10290,7 @@
                 <w:sz w:val="18"/>
                 <w:lang w:eastAsia="zh-CN"/>
               </w:rPr>
-              <w:t>检测</w:t>
-            </w:r>
-            <w:r>
-              <w:rPr>
-                <w:sz w:val="18"/>
-                <w:lang w:eastAsia="zh-CN"/>
-              </w:rPr>
-              <w:t>EOF</w:t>
-            </w:r>
-            <w:r>
-              <w:rPr>
-                <w:sz w:val="18"/>
-                <w:lang w:eastAsia="zh-CN"/>
-              </w:rPr>
-              <w:t>输出</w:t>
-            </w:r>
-            <w:r>
-              <w:rPr>
-                <w:sz w:val="18"/>
-                <w:lang w:eastAsia="zh-CN"/>
-              </w:rPr>
-              <w:t>"</w:t>
-            </w:r>
-            <w:r>
-              <w:rPr>
-                <w:sz w:val="18"/>
-                <w:lang w:eastAsia="zh-CN"/>
-              </w:rPr>
-              <w:t>未检测到有效更新记录</w:t>
-            </w:r>
-            <w:r>
-              <w:rPr>
-                <w:sz w:val="18"/>
-                <w:lang w:eastAsia="zh-CN"/>
-              </w:rPr>
-              <w:t>"</w:t>
-            </w:r>
-          </w:p>
-        </w:tc>
-        <w:tc>
-          <w:tcPr>
-            <w:tcW w:w="2160" w:type="dxa"/>
-          </w:tcPr>
-          <w:p>
-            <w:r>
-              <w:rPr>
-                <w:sz w:val="18"/>
-              </w:rPr>
-              <w:t>PASS</w:t>
-            </w:r>
-          </w:p>
-        </w:tc>
-      </w:tr>
-      <w:tr>
-        <w:tc>
-          <w:tcPr>
-            <w:tcW w:w="2160" w:type="dxa"/>
-          </w:tcPr>
-          <w:p>
-            <w:r>
-              <w:rPr>
-                <w:sz w:val="18"/>
-              </w:rPr>
-              <w:t>M2-1-005</w:t>
-            </w:r>
-          </w:p>
-        </w:tc>
-        <w:tc>
-          <w:tcPr>
-            <w:tcW w:w="2160" w:type="dxa"/>
-          </w:tcPr>
-          <w:p>
-            <w:r>
-              <w:rPr>
-                <w:sz w:val="18"/>
-              </w:rPr>
-              <w:t>无效站点</w:t>
-            </w:r>
-          </w:p>
-        </w:tc>
-        <w:tc>
-          <w:tcPr>
-            <w:tcW w:w="2160" w:type="dxa"/>
-          </w:tcPr>
-          <w:p>
-            <w:r>
-              <w:rPr>
-                <w:sz w:val="18"/>
-              </w:rPr>
-              <w:t>try-catch</w:t>
-            </w:r>
-            <w:r>
-              <w:rPr>
-                <w:sz w:val="18"/>
-              </w:rPr>
-              <w:t>捕获</w:t>
-            </w:r>
-            <w:r>
-              <w:rPr>
-                <w:sz w:val="18"/>
-              </w:rPr>
-              <w:t>stoi</w:t>
-            </w:r>
-            <w:r>
-              <w:rPr>
-                <w:sz w:val="18"/>
-              </w:rPr>
-              <w:t>异常，输出</w:t>
-            </w:r>
-            <w:r>
-              <w:rPr>
-                <w:sz w:val="18"/>
-              </w:rPr>
-              <w:t>"</w:t>
-            </w:r>
-            <w:r>
-              <w:rPr>
-                <w:sz w:val="18"/>
-              </w:rPr>
-              <w:t>无效站点</w:t>
-            </w:r>
-            <w:r>
-              <w:rPr>
-                <w:sz w:val="18"/>
-              </w:rPr>
-              <w:t>ID"</w:t>
-            </w:r>
-          </w:p>
-        </w:tc>
-        <w:tc>
-          <w:tcPr>
-            <w:tcW w:w="2160" w:type="dxa"/>
-          </w:tcPr>
-          <w:p>
-            <w:r>
-              <w:rPr>
-                <w:sz w:val="18"/>
-              </w:rPr>
-              <w:t>PASS</w:t>
-            </w:r>
-          </w:p>
-        </w:tc>
-      </w:tr>
-      <w:tr>
-        <w:tc>
-          <w:tcPr>
-            <w:tcW w:w="2160" w:type="dxa"/>
-          </w:tcPr>
-          <w:p>
-            <w:r>
-              <w:rPr>
-                <w:sz w:val="18"/>
-              </w:rPr>
-              <w:t>M2-1-006</w:t>
-            </w:r>
-          </w:p>
-        </w:tc>
-        <w:tc>
-          <w:tcPr>
-            <w:tcW w:w="2160" w:type="dxa"/>
-          </w:tcPr>
-          <w:p>
-            <w:r>
-              <w:rPr>
-                <w:sz w:val="18"/>
-              </w:rPr>
-              <w:t>状态非法</w:t>
-            </w:r>
-          </w:p>
-        </w:tc>
-        <w:tc>
-          <w:tcPr>
-            <w:tcW w:w="2160" w:type="dxa"/>
-          </w:tcPr>
-          <w:p>
-            <w:pPr>
-              <w:rPr>
-                <w:lang w:eastAsia="zh-CN"/>
-              </w:rPr>
-            </w:pPr>
-            <w:r>
-              <w:rPr>
-                <w:sz w:val="18"/>
-                <w:lang w:eastAsia="zh-CN"/>
-              </w:rPr>
-              <w:t>非</w:t>
-            </w:r>
-            <w:r>
-              <w:rPr>
-                <w:sz w:val="18"/>
-                <w:lang w:eastAsia="zh-CN"/>
-              </w:rPr>
-              <w:t>0/1</w:t>
-            </w:r>
-            <w:r>
-              <w:rPr>
-                <w:sz w:val="18"/>
-                <w:lang w:eastAsia="zh-CN"/>
-              </w:rPr>
-              <w:t>值输出</w:t>
-            </w:r>
-            <w:r>
-              <w:rPr>
-                <w:sz w:val="18"/>
-                <w:lang w:eastAsia="zh-CN"/>
-              </w:rPr>
-              <w:t>"</w:t>
-            </w:r>
-            <w:r>
-              <w:rPr>
-                <w:sz w:val="18"/>
-                <w:lang w:eastAsia="zh-CN"/>
-              </w:rPr>
-              <w:t>非法状态值，跳过该行</w:t>
-            </w:r>
-            <w:r>
-              <w:rPr>
-                <w:sz w:val="18"/>
-                <w:lang w:eastAsia="zh-CN"/>
-              </w:rPr>
-              <w:t>"</w:t>
-            </w:r>
-          </w:p>
-        </w:tc>
-        <w:tc>
-          <w:tcPr>
-            <w:tcW w:w="2160" w:type="dxa"/>
-          </w:tcPr>
-          <w:p>
-            <w:r>
-              <w:rPr>
-                <w:sz w:val="18"/>
-              </w:rPr>
-              <w:t>PASS</w:t>
-            </w:r>
-          </w:p>
-        </w:tc>
-      </w:tr>
-      <w:tr>
-        <w:tc>
-          <w:tcPr>
-            <w:tcW w:w="2160" w:type="dxa"/>
-          </w:tcPr>
-          <w:p>
-            <w:r>
-              <w:rPr>
-                <w:sz w:val="18"/>
-              </w:rPr>
-              <w:t>M2-1-009</w:t>
-            </w:r>
-          </w:p>
-        </w:tc>
-        <w:tc>
-          <w:tcPr>
-            <w:tcW w:w="2160" w:type="dxa"/>
-          </w:tcPr>
-          <w:p>
-            <w:r>
-              <w:rPr>
-                <w:sz w:val="18"/>
-              </w:rPr>
-              <w:t>站点未找到</w:t>
-            </w:r>
-          </w:p>
-        </w:tc>
-        <w:tc>
-          <w:tcPr>
-            <w:tcW w:w="2160" w:type="dxa"/>
-          </w:tcPr>
-          <w:p>
-            <w:r>
-              <w:rPr>
-                <w:sz w:val="18"/>
-              </w:rPr>
-              <w:t>setStationOpen</w:t>
-            </w:r>
-            <w:r>
-              <w:rPr>
-                <w:sz w:val="18"/>
-              </w:rPr>
-              <w:t>返回</w:t>
-            </w:r>
-            <w:r>
-              <w:rPr>
-                <w:sz w:val="18"/>
-              </w:rPr>
-              <w:t>false</w:t>
-            </w:r>
-            <w:r>
-              <w:rPr>
-                <w:sz w:val="18"/>
-              </w:rPr>
-              <w:t>，输出</w:t>
-            </w:r>
-            <w:r>
-              <w:rPr>
-                <w:sz w:val="18"/>
-              </w:rPr>
-              <w:t>"</w:t>
-            </w:r>
-            <w:r>
-              <w:rPr>
-                <w:sz w:val="18"/>
-              </w:rPr>
-              <w:t>未匹配</w:t>
-            </w:r>
-            <w:r>
-              <w:rPr>
-                <w:sz w:val="18"/>
-              </w:rPr>
-              <w:t>"</w:t>
-            </w:r>
-          </w:p>
-        </w:tc>
-        <w:tc>
-          <w:tcPr>
-            <w:tcW w:w="2160" w:type="dxa"/>
-          </w:tcPr>
-          <w:p>
-            <w:r>
-              <w:rPr>
-                <w:sz w:val="18"/>
-              </w:rPr>
-              <w:t>PASS</w:t>
-            </w:r>
-          </w:p>
-        </w:tc>
-      </w:tr>
-      <w:tr>
-        <w:tc>
-          <w:tcPr>
-            <w:tcW w:w="2160" w:type="dxa"/>
-          </w:tcPr>
-          <w:p>
-            <w:r>
-              <w:rPr>
-                <w:sz w:val="18"/>
-              </w:rPr>
-              <w:t>M2-2-004</w:t>
-            </w:r>
-          </w:p>
-        </w:tc>
-        <w:tc>
-          <w:tcPr>
-            <w:tcW w:w="2160" w:type="dxa"/>
-          </w:tcPr>
-          <w:p>
-            <w:r>
-              <w:rPr>
-                <w:sz w:val="18"/>
-              </w:rPr>
-              <w:t>数目统计</w:t>
-            </w:r>
-          </w:p>
-        </w:tc>
-        <w:tc>
-          <w:tcPr>
-            <w:tcW w:w="2160" w:type="dxa"/>
-          </w:tcPr>
-          <w:p>
-            <w:pPr>
-              <w:rPr>
-                <w:lang w:eastAsia="zh-CN"/>
-              </w:rPr>
-            </w:pPr>
-            <w:r>
-              <w:rPr>
-                <w:sz w:val="18"/>
-                <w:lang w:eastAsia="zh-CN"/>
-              </w:rPr>
-              <w:t>输出</w:t>
-            </w:r>
-            <w:r>
-              <w:rPr>
-                <w:sz w:val="18"/>
-                <w:lang w:eastAsia="zh-CN"/>
-              </w:rPr>
-              <w:t>"1</w:t>
-            </w:r>
-            <w:r>
-              <w:rPr>
-                <w:sz w:val="18"/>
-                <w:lang w:eastAsia="zh-CN"/>
-              </w:rPr>
-              <w:t>个站点的状态修改完成</w:t>
-            </w:r>
-            <w:r>
-              <w:rPr>
-                <w:sz w:val="18"/>
-                <w:lang w:eastAsia="zh-CN"/>
-              </w:rPr>
-              <w:t>"</w:t>
-            </w:r>
-          </w:p>
-        </w:tc>
-        <w:tc>
-          <w:tcPr>
-            <w:tcW w:w="2160" w:type="dxa"/>
-          </w:tcPr>
-          <w:p>
-            <w:r>
-              <w:rPr>
-                <w:sz w:val="18"/>
-              </w:rPr>
-              <w:t>PASS</w:t>
-            </w:r>
-          </w:p>
-        </w:tc>
-      </w:tr>
-      <w:tr>
-        <w:tc>
-          <w:tcPr>
-            <w:tcW w:w="2160" w:type="dxa"/>
-          </w:tcPr>
-          <w:p>
-            <w:r>
-              <w:rPr>
-                <w:sz w:val="18"/>
-              </w:rPr>
-              <w:t>M2-4-001</w:t>
-            </w:r>
-          </w:p>
-        </w:tc>
-        <w:tc>
-          <w:tcPr>
-            <w:tcW w:w="2160" w:type="dxa"/>
-          </w:tcPr>
-          <w:p>
-            <w:r>
-              <w:rPr>
-                <w:sz w:val="18"/>
-              </w:rPr>
-              <w:t>恢复确认</w:t>
-            </w:r>
-          </w:p>
-        </w:tc>
-        <w:tc>
-          <w:tcPr>
-            <w:tcW w:w="2160" w:type="dxa"/>
-          </w:tcPr>
-          <w:p>
-            <w:pPr>
-              <w:rPr>
-                <w:lang w:eastAsia="zh-CN"/>
-              </w:rPr>
-            </w:pPr>
-            <w:r>
-              <w:rPr>
-                <w:sz w:val="18"/>
-                <w:lang w:eastAsia="zh-CN"/>
-              </w:rPr>
-              <w:t>提示</w:t>
-            </w:r>
-            <w:r>
-              <w:rPr>
-                <w:sz w:val="18"/>
-                <w:lang w:eastAsia="zh-CN"/>
-              </w:rPr>
-              <w:t>Y/N</w:t>
-            </w:r>
-            <w:r>
-              <w:rPr>
-                <w:sz w:val="18"/>
-                <w:lang w:eastAsia="zh-CN"/>
-              </w:rPr>
-              <w:t>确认，</w:t>
-            </w:r>
-            <w:r>
-              <w:rPr>
-                <w:sz w:val="18"/>
-                <w:lang w:eastAsia="zh-CN"/>
-              </w:rPr>
-              <w:t>N</w:t>
-            </w:r>
-            <w:r>
-              <w:rPr>
-                <w:sz w:val="18"/>
-                <w:lang w:eastAsia="zh-CN"/>
-              </w:rPr>
-              <w:t>取消</w:t>
-            </w:r>
-            <w:r>
-              <w:rPr>
-                <w:sz w:val="18"/>
-                <w:lang w:eastAsia="zh-CN"/>
-              </w:rPr>
-              <w:t>Y</w:t>
-            </w:r>
-            <w:r>
-              <w:rPr>
-                <w:sz w:val="18"/>
-                <w:lang w:eastAsia="zh-CN"/>
-              </w:rPr>
-              <w:t>执行</w:t>
-            </w:r>
-          </w:p>
-        </w:tc>
-        <w:tc>
-          <w:tcPr>
-            <w:tcW w:w="2160" w:type="dxa"/>
-          </w:tcPr>
-          <w:p>
-            <w:r>
-              <w:rPr>
-                <w:sz w:val="18"/>
-              </w:rPr>
-              <w:t>PASS</w:t>
-            </w:r>
-          </w:p>
-        </w:tc>
-      </w:tr>
-      <w:tr>
-        <w:tc>
-          <w:tcPr>
-            <w:tcW w:w="2160" w:type="dxa"/>
-          </w:tcPr>
-          <w:p>
-            <w:r>
-              <w:rPr>
-                <w:sz w:val="18"/>
-              </w:rPr>
-              <w:t>M2-5-001</w:t>
-            </w:r>
-          </w:p>
-        </w:tc>
-        <w:tc>
-          <w:tcPr>
-            <w:tcW w:w="2160" w:type="dxa"/>
-          </w:tcPr>
-          <w:p>
-            <w:r>
-              <w:rPr>
-                <w:sz w:val="18"/>
-              </w:rPr>
-              <w:t>线路不存在</w:t>
-            </w:r>
-          </w:p>
-        </w:tc>
-        <w:tc>
-          <w:tcPr>
-            <w:tcW w:w="2160" w:type="dxa"/>
-          </w:tcPr>
-          <w:p>
-            <w:r>
-              <w:rPr>
-                <w:sz w:val="18"/>
-              </w:rPr>
-              <w:t>lineStations.find</w:t>
-            </w:r>
-            <w:r>
-              <w:rPr>
-                <w:sz w:val="18"/>
-              </w:rPr>
-              <w:t>检查，输出</w:t>
-            </w:r>
-            <w:r>
-              <w:rPr>
-                <w:sz w:val="18"/>
-              </w:rPr>
-              <w:t>"</w:t>
-            </w:r>
-            <w:r>
-              <w:rPr>
-                <w:sz w:val="18"/>
-              </w:rPr>
-              <w:t>线路编号无效</w:t>
-            </w:r>
-            <w:r>
-              <w:rPr>
-                <w:sz w:val="18"/>
-              </w:rPr>
-              <w:t>"</w:t>
-            </w:r>
-          </w:p>
-        </w:tc>
-        <w:tc>
-          <w:tcPr>
-            <w:tcW w:w="2160" w:type="dxa"/>
-          </w:tcPr>
-          <w:p>
-            <w:r>
-              <w:rPr>
-                <w:sz w:val="18"/>
-              </w:rPr>
-              <w:t>PASS</w:t>
-            </w:r>
-          </w:p>
-        </w:tc>
-      </w:tr>
-      <w:tr>
-        <w:tc>
-          <w:tcPr>
-            <w:tcW w:w="2160" w:type="dxa"/>
-          </w:tcPr>
-          <w:p>
-            <w:r>
-              <w:rPr>
-                <w:sz w:val="18"/>
-              </w:rPr>
-              <w:t>M2-5-004</w:t>
-            </w:r>
-          </w:p>
-        </w:tc>
-        <w:tc>
-          <w:tcPr>
-            <w:tcW w:w="2160" w:type="dxa"/>
-          </w:tcPr>
-          <w:p>
-            <w:r>
-              <w:rPr>
-                <w:sz w:val="18"/>
-              </w:rPr>
-              <w:t>换乘站点</w:t>
-            </w:r>
-          </w:p>
-        </w:tc>
-        <w:tc>
-          <w:tcPr>
-            <w:tcW w:w="2160" w:type="dxa"/>
-          </w:tcPr>
-          <w:p>
-            <w:pPr>
-              <w:rPr>
-                <w:lang w:eastAsia="zh-CN"/>
-              </w:rPr>
-            </w:pPr>
-            <w:r>
-              <w:rPr>
-                <w:sz w:val="18"/>
-                <w:lang w:eastAsia="zh-CN"/>
-              </w:rPr>
-              <w:t>显示</w:t>
-            </w:r>
-            <w:r>
-              <w:rPr>
-                <w:sz w:val="18"/>
-                <w:lang w:eastAsia="zh-CN"/>
-              </w:rPr>
-              <w:t>"</w:t>
-            </w:r>
-            <w:r>
-              <w:rPr>
-                <w:sz w:val="18"/>
-                <w:lang w:eastAsia="zh-CN"/>
-              </w:rPr>
-              <w:t>换乘：</w:t>
-            </w:r>
-            <w:r>
-              <w:rPr>
-                <w:sz w:val="18"/>
-                <w:lang w:eastAsia="zh-CN"/>
-              </w:rPr>
-              <w:t>X</w:t>
-            </w:r>
-            <w:r>
-              <w:rPr>
-                <w:sz w:val="18"/>
-                <w:lang w:eastAsia="zh-CN"/>
-              </w:rPr>
-              <w:t>号线、</w:t>
-            </w:r>
-            <w:r>
-              <w:rPr>
-                <w:sz w:val="18"/>
-                <w:lang w:eastAsia="zh-CN"/>
-              </w:rPr>
-              <w:t>Y</w:t>
-            </w:r>
-            <w:r>
-              <w:rPr>
-                <w:sz w:val="18"/>
-                <w:lang w:eastAsia="zh-CN"/>
-              </w:rPr>
-              <w:t>号线</w:t>
-            </w:r>
-            <w:r>
-              <w:rPr>
-                <w:sz w:val="18"/>
-                <w:lang w:eastAsia="zh-CN"/>
-              </w:rPr>
-              <w:t>"</w:t>
-            </w:r>
-            <w:r>
-              <w:rPr>
-                <w:sz w:val="18"/>
-                <w:lang w:eastAsia="zh-CN"/>
-              </w:rPr>
-              <w:t>信息</w:t>
+              <w:t>显示"换乘：X号线、Y号线"信息</w:t>
             </w:r>
           </w:p>
         </w:tc>
@@ -10895,179 +10322,45 @@
           <w:sz w:val="26"/>
           <w:lang w:eastAsia="zh-CN"/>
         </w:rPr>
-        <w:t>3.6.3  M3——</w:t>
-      </w:r>
+        <w:t>3.6.3  M3——最短时间路径规划</w:t>
+      </w:r>
+    </w:p>
+    <w:p>
+      <w:pPr>
+        <w:rPr>
+          <w:lang w:eastAsia="zh-CN"/>
+        </w:rPr>
+      </w:pPr>
+    </w:p>
+    <w:p>
+      <w:pPr>
+        <w:rPr>
+          <w:lang w:eastAsia="zh-CN"/>
+        </w:rPr>
+      </w:pPr>
+      <w:r>
+        <w:rPr>
+          <w:lang w:eastAsia="zh-CN"/>
+        </w:rPr>
+        <w:t>测试单条和3条最短时间路径共24项。主要修复：子菜单层增加起点/终点相同检测（startId==endId）；增加起点/终点关闭检测（!startOpen/!endOpen）；路径规划函数改为接收站点ID（避免同名站映射错误）；Dijkstra中isStationClosed自动规避关闭站点。</w:t>
+      </w:r>
+    </w:p>
+    <w:p>
+      <w:pPr>
+        <w:rPr>
+          <w:lang w:eastAsia="zh-CN"/>
+        </w:rPr>
+      </w:pPr>
+    </w:p>
+    <w:p>
+      <w:pPr>
+        <w:jc w:val="center"/>
+      </w:pPr>
       <w:r>
         <w:rPr>
           <w:b/>
-          <w:sz w:val="26"/>
-          <w:lang w:eastAsia="zh-CN"/>
-        </w:rPr>
-        <w:t>最短时间路径规划</w:t>
-      </w:r>
-    </w:p>
-    <w:p>
-      <w:pPr>
-        <w:rPr>
-          <w:lang w:eastAsia="zh-CN"/>
-        </w:rPr>
-      </w:pPr>
-    </w:p>
-    <w:p>
-      <w:pPr>
-        <w:rPr>
-          <w:lang w:eastAsia="zh-CN"/>
-        </w:rPr>
-      </w:pPr>
-      <w:r>
-        <w:rPr>
-          <w:lang w:eastAsia="zh-CN"/>
-        </w:rPr>
-        <w:t>测试单条和</w:t>
-      </w:r>
-      <w:r>
-        <w:rPr>
-          <w:lang w:eastAsia="zh-CN"/>
-        </w:rPr>
-        <w:t>3</w:t>
-      </w:r>
-      <w:r>
-        <w:rPr>
-          <w:lang w:eastAsia="zh-CN"/>
-        </w:rPr>
-        <w:t>条最短时间路径共</w:t>
-      </w:r>
-      <w:r>
-        <w:rPr>
-          <w:lang w:eastAsia="zh-CN"/>
-        </w:rPr>
-        <w:t>24</w:t>
-      </w:r>
-      <w:r>
-        <w:rPr>
-          <w:lang w:eastAsia="zh-CN"/>
-        </w:rPr>
-        <w:t>项。主要修复：子菜单层增加起点</w:t>
-      </w:r>
-      <w:r>
-        <w:rPr>
-          <w:lang w:eastAsia="zh-CN"/>
-        </w:rPr>
-        <w:t>/</w:t>
-      </w:r>
-      <w:r>
-        <w:rPr>
-          <w:lang w:eastAsia="zh-CN"/>
-        </w:rPr>
-        <w:t>终点相同检测（</w:t>
-      </w:r>
-      <w:r>
-        <w:rPr>
-          <w:lang w:eastAsia="zh-CN"/>
-        </w:rPr>
-        <w:t>startId==endId</w:t>
-      </w:r>
-      <w:r>
-        <w:rPr>
-          <w:lang w:eastAsia="zh-CN"/>
-        </w:rPr>
-        <w:t>）；增加起点</w:t>
-      </w:r>
-      <w:r>
-        <w:rPr>
-          <w:lang w:eastAsia="zh-CN"/>
-        </w:rPr>
-        <w:t>/</w:t>
-      </w:r>
-      <w:r>
-        <w:rPr>
-          <w:lang w:eastAsia="zh-CN"/>
-        </w:rPr>
-        <w:t>终点关闭检测（</w:t>
-      </w:r>
-      <w:r>
-        <w:rPr>
-          <w:lang w:eastAsia="zh-CN"/>
-        </w:rPr>
-        <w:t>!startOpen/!endOpen</w:t>
-      </w:r>
-      <w:r>
-        <w:rPr>
-          <w:lang w:eastAsia="zh-CN"/>
-        </w:rPr>
-        <w:t>）；路径规划函数改为接收站点</w:t>
-      </w:r>
-      <w:r>
-        <w:rPr>
-          <w:lang w:eastAsia="zh-CN"/>
-        </w:rPr>
-        <w:t>ID</w:t>
-      </w:r>
-      <w:r>
-        <w:rPr>
-          <w:lang w:eastAsia="zh-CN"/>
-        </w:rPr>
-        <w:t>（避免同名站映射错误）；</w:t>
-      </w:r>
-      <w:r>
-        <w:rPr>
-          <w:lang w:eastAsia="zh-CN"/>
-        </w:rPr>
-        <w:t>Dijkstra</w:t>
-      </w:r>
-      <w:r>
-        <w:rPr>
-          <w:lang w:eastAsia="zh-CN"/>
-        </w:rPr>
-        <w:t>中</w:t>
-      </w:r>
-      <w:r>
-        <w:rPr>
-          <w:lang w:eastAsia="zh-CN"/>
-        </w:rPr>
-        <w:t>isStationClosed</w:t>
-      </w:r>
-      <w:r>
-        <w:rPr>
-          <w:lang w:eastAsia="zh-CN"/>
-        </w:rPr>
-        <w:t>自动规避关闭站点。</w:t>
-      </w:r>
-    </w:p>
-    <w:p>
-      <w:pPr>
-        <w:rPr>
-          <w:lang w:eastAsia="zh-CN"/>
-        </w:rPr>
-      </w:pPr>
-    </w:p>
-    <w:p>
-      <w:pPr>
-        <w:jc w:val="center"/>
-      </w:pPr>
-      <w:r>
-        <w:rPr>
-          <w:b/>
-        </w:rPr>
-        <w:t>表</w:t>
-      </w:r>
-      <w:r>
-        <w:rPr>
-          <w:b/>
-        </w:rPr>
-        <w:t xml:space="preserve">9  </w:t>
-      </w:r>
-      <w:r>
-        <w:rPr>
-          <w:b/>
-        </w:rPr>
-        <w:t>M3</w:t>
-      </w:r>
-      <w:r>
-        <w:rPr>
-          <w:b/>
-        </w:rPr>
-        <w:t>关键修复验证</w:t>
+        </w:rPr>
+        <w:t>表9  M3关键修复验证</w:t>
       </w:r>
     </w:p>
     <w:tbl>
@@ -11176,31 +10469,7 @@
               <w:rPr>
                 <w:sz w:val="18"/>
               </w:rPr>
-              <w:t>startId==endId</w:t>
-            </w:r>
-            <w:r>
-              <w:rPr>
-                <w:sz w:val="18"/>
-              </w:rPr>
-              <w:t>，提示</w:t>
-            </w:r>
-            <w:r>
-              <w:rPr>
-                <w:sz w:val="18"/>
-              </w:rPr>
-              <w:t>"</w:t>
-            </w:r>
-            <w:r>
-              <w:rPr>
-                <w:sz w:val="18"/>
-              </w:rPr>
-              <w:t>相同，无需规划</w:t>
-            </w:r>
-            <w:r>
-              <w:rPr>
-                <w:sz w:val="18"/>
-              </w:rPr>
-              <w:t>"</w:t>
+              <w:t>startId==endId，提示"相同，无需规划"</w:t>
             </w:r>
           </w:p>
         </w:tc>
@@ -11260,370 +10529,241 @@
                 <w:sz w:val="18"/>
                 <w:lang w:eastAsia="zh-CN"/>
               </w:rPr>
-              <w:t>检测</w:t>
-            </w:r>
+              <w:t>检测!startOpen，提示"已关闭无法规划"</w:t>
+            </w:r>
+          </w:p>
+        </w:tc>
+        <w:tc>
+          <w:tcPr>
+            <w:tcW w:w="2160" w:type="dxa"/>
+          </w:tcPr>
+          <w:p>
+            <w:r>
+              <w:rPr>
+                <w:sz w:val="18"/>
+              </w:rPr>
+              <w:t>PASS</w:t>
+            </w:r>
+          </w:p>
+        </w:tc>
+      </w:tr>
+      <w:tr>
+        <w:tc>
+          <w:tcPr>
+            <w:tcW w:w="2160" w:type="dxa"/>
+          </w:tcPr>
+          <w:p>
+            <w:r>
+              <w:rPr>
+                <w:sz w:val="18"/>
+              </w:rPr>
+              <w:t>M3-1-006</w:t>
+            </w:r>
+          </w:p>
+        </w:tc>
+        <w:tc>
+          <w:tcPr>
+            <w:tcW w:w="2160" w:type="dxa"/>
+          </w:tcPr>
+          <w:p>
+            <w:r>
+              <w:rPr>
+                <w:sz w:val="18"/>
+              </w:rPr>
+              <w:t>终点关闭</w:t>
+            </w:r>
+          </w:p>
+        </w:tc>
+        <w:tc>
+          <w:tcPr>
+            <w:tcW w:w="2160" w:type="dxa"/>
+          </w:tcPr>
+          <w:p>
+            <w:pPr>
+              <w:rPr>
+                <w:lang w:eastAsia="zh-CN"/>
+              </w:rPr>
+            </w:pPr>
             <w:r>
               <w:rPr>
                 <w:sz w:val="18"/>
                 <w:lang w:eastAsia="zh-CN"/>
               </w:rPr>
-              <w:t>!startOpen</w:t>
-            </w:r>
+              <w:t>检测!endOpen，提示"已关闭无法规划"</w:t>
+            </w:r>
+          </w:p>
+        </w:tc>
+        <w:tc>
+          <w:tcPr>
+            <w:tcW w:w="2160" w:type="dxa"/>
+          </w:tcPr>
+          <w:p>
+            <w:r>
+              <w:rPr>
+                <w:sz w:val="18"/>
+              </w:rPr>
+              <w:t>PASS</w:t>
+            </w:r>
+          </w:p>
+        </w:tc>
+      </w:tr>
+      <w:tr>
+        <w:tc>
+          <w:tcPr>
+            <w:tcW w:w="2160" w:type="dxa"/>
+          </w:tcPr>
+          <w:p>
+            <w:r>
+              <w:rPr>
+                <w:sz w:val="18"/>
+              </w:rPr>
+              <w:t>M3-1-008</w:t>
+            </w:r>
+          </w:p>
+        </w:tc>
+        <w:tc>
+          <w:tcPr>
+            <w:tcW w:w="2160" w:type="dxa"/>
+          </w:tcPr>
+          <w:p>
+            <w:r>
+              <w:rPr>
+                <w:sz w:val="18"/>
+              </w:rPr>
+              <w:t>含关闭站点</w:t>
+            </w:r>
+          </w:p>
+        </w:tc>
+        <w:tc>
+          <w:tcPr>
+            <w:tcW w:w="2160" w:type="dxa"/>
+          </w:tcPr>
+          <w:p>
+            <w:r>
+              <w:rPr>
+                <w:sz w:val="18"/>
+              </w:rPr>
+              <w:t>Dijkstra中isStationClosed自动规避</w:t>
+            </w:r>
+          </w:p>
+        </w:tc>
+        <w:tc>
+          <w:tcPr>
+            <w:tcW w:w="2160" w:type="dxa"/>
+          </w:tcPr>
+          <w:p>
+            <w:r>
+              <w:rPr>
+                <w:sz w:val="18"/>
+              </w:rPr>
+              <w:t>PASS</w:t>
+            </w:r>
+          </w:p>
+        </w:tc>
+      </w:tr>
+      <w:tr>
+        <w:tc>
+          <w:tcPr>
+            <w:tcW w:w="2160" w:type="dxa"/>
+          </w:tcPr>
+          <w:p>
+            <w:r>
+              <w:rPr>
+                <w:sz w:val="18"/>
+              </w:rPr>
+              <w:t>M3-1-012</w:t>
+            </w:r>
+          </w:p>
+        </w:tc>
+        <w:tc>
+          <w:tcPr>
+            <w:tcW w:w="2160" w:type="dxa"/>
+          </w:tcPr>
+          <w:p>
+            <w:r>
+              <w:rPr>
+                <w:sz w:val="18"/>
+              </w:rPr>
+              <w:t>最短时间规划</w:t>
+            </w:r>
+          </w:p>
+        </w:tc>
+        <w:tc>
+          <w:tcPr>
+            <w:tcW w:w="2160" w:type="dxa"/>
+          </w:tcPr>
+          <w:p>
+            <w:pPr>
+              <w:rPr>
+                <w:lang w:eastAsia="zh-CN"/>
+              </w:rPr>
+            </w:pPr>
             <w:r>
               <w:rPr>
                 <w:sz w:val="18"/>
                 <w:lang w:eastAsia="zh-CN"/>
               </w:rPr>
-              <w:t>，提示</w:t>
-            </w:r>
+              <w:t>正确使用站点ID，时间累计正确</w:t>
+            </w:r>
+          </w:p>
+        </w:tc>
+        <w:tc>
+          <w:tcPr>
+            <w:tcW w:w="2160" w:type="dxa"/>
+          </w:tcPr>
+          <w:p>
+            <w:r>
+              <w:rPr>
+                <w:sz w:val="18"/>
+              </w:rPr>
+              <w:t>PASS</w:t>
+            </w:r>
+          </w:p>
+        </w:tc>
+      </w:tr>
+      <w:tr>
+        <w:tc>
+          <w:tcPr>
+            <w:tcW w:w="2160" w:type="dxa"/>
+          </w:tcPr>
+          <w:p>
+            <w:r>
+              <w:rPr>
+                <w:sz w:val="18"/>
+              </w:rPr>
+              <w:t>M3-2-012</w:t>
+            </w:r>
+          </w:p>
+        </w:tc>
+        <w:tc>
+          <w:tcPr>
+            <w:tcW w:w="2160" w:type="dxa"/>
+          </w:tcPr>
+          <w:p>
+            <w:r>
+              <w:rPr>
+                <w:sz w:val="18"/>
+              </w:rPr>
+              <w:t>3条最短时间</w:t>
+            </w:r>
+          </w:p>
+        </w:tc>
+        <w:tc>
+          <w:tcPr>
+            <w:tcW w:w="2160" w:type="dxa"/>
+          </w:tcPr>
+          <w:p>
+            <w:pPr>
+              <w:rPr>
+                <w:lang w:eastAsia="zh-CN"/>
+              </w:rPr>
+            </w:pPr>
             <w:r>
               <w:rPr>
                 <w:sz w:val="18"/>
                 <w:lang w:eastAsia="zh-CN"/>
               </w:rPr>
-              <w:t>"</w:t>
-            </w:r>
-            <w:r>
-              <w:rPr>
-                <w:sz w:val="18"/>
-                <w:lang w:eastAsia="zh-CN"/>
-              </w:rPr>
-              <w:t>已关闭无法规划</w:t>
-            </w:r>
-            <w:r>
-              <w:rPr>
-                <w:sz w:val="18"/>
-                <w:lang w:eastAsia="zh-CN"/>
-              </w:rPr>
-              <w:t>"</w:t>
-            </w:r>
-          </w:p>
-        </w:tc>
-        <w:tc>
-          <w:tcPr>
-            <w:tcW w:w="2160" w:type="dxa"/>
-          </w:tcPr>
-          <w:p>
-            <w:r>
-              <w:rPr>
-                <w:sz w:val="18"/>
-              </w:rPr>
-              <w:t>PASS</w:t>
-            </w:r>
-          </w:p>
-        </w:tc>
-      </w:tr>
-      <w:tr>
-        <w:tc>
-          <w:tcPr>
-            <w:tcW w:w="2160" w:type="dxa"/>
-          </w:tcPr>
-          <w:p>
-            <w:r>
-              <w:rPr>
-                <w:sz w:val="18"/>
-              </w:rPr>
-              <w:t>M3-1-006</w:t>
-            </w:r>
-          </w:p>
-        </w:tc>
-        <w:tc>
-          <w:tcPr>
-            <w:tcW w:w="2160" w:type="dxa"/>
-          </w:tcPr>
-          <w:p>
-            <w:r>
-              <w:rPr>
-                <w:sz w:val="18"/>
-              </w:rPr>
-              <w:t>终点关闭</w:t>
-            </w:r>
-          </w:p>
-        </w:tc>
-        <w:tc>
-          <w:tcPr>
-            <w:tcW w:w="2160" w:type="dxa"/>
-          </w:tcPr>
-          <w:p>
-            <w:pPr>
-              <w:rPr>
-                <w:lang w:eastAsia="zh-CN"/>
-              </w:rPr>
-            </w:pPr>
-            <w:r>
-              <w:rPr>
-                <w:sz w:val="18"/>
-                <w:lang w:eastAsia="zh-CN"/>
-              </w:rPr>
-              <w:t>检测</w:t>
-            </w:r>
-            <w:r>
-              <w:rPr>
-                <w:sz w:val="18"/>
-                <w:lang w:eastAsia="zh-CN"/>
-              </w:rPr>
-              <w:t>!endOpen</w:t>
-            </w:r>
-            <w:r>
-              <w:rPr>
-                <w:sz w:val="18"/>
-                <w:lang w:eastAsia="zh-CN"/>
-              </w:rPr>
-              <w:t>，提示</w:t>
-            </w:r>
-            <w:r>
-              <w:rPr>
-                <w:sz w:val="18"/>
-                <w:lang w:eastAsia="zh-CN"/>
-              </w:rPr>
-              <w:t>"</w:t>
-            </w:r>
-            <w:r>
-              <w:rPr>
-                <w:sz w:val="18"/>
-                <w:lang w:eastAsia="zh-CN"/>
-              </w:rPr>
-              <w:t>已关闭无法规划</w:t>
-            </w:r>
-            <w:r>
-              <w:rPr>
-                <w:sz w:val="18"/>
-                <w:lang w:eastAsia="zh-CN"/>
-              </w:rPr>
-              <w:t>"</w:t>
-            </w:r>
-          </w:p>
-        </w:tc>
-        <w:tc>
-          <w:tcPr>
-            <w:tcW w:w="2160" w:type="dxa"/>
-          </w:tcPr>
-          <w:p>
-            <w:r>
-              <w:rPr>
-                <w:sz w:val="18"/>
-              </w:rPr>
-              <w:t>PASS</w:t>
-            </w:r>
-          </w:p>
-        </w:tc>
-      </w:tr>
-      <w:tr>
-        <w:tc>
-          <w:tcPr>
-            <w:tcW w:w="2160" w:type="dxa"/>
-          </w:tcPr>
-          <w:p>
-            <w:r>
-              <w:rPr>
-                <w:sz w:val="18"/>
-              </w:rPr>
-              <w:t>M3-1-008</w:t>
-            </w:r>
-          </w:p>
-        </w:tc>
-        <w:tc>
-          <w:tcPr>
-            <w:tcW w:w="2160" w:type="dxa"/>
-          </w:tcPr>
-          <w:p>
-            <w:r>
-              <w:rPr>
-                <w:sz w:val="18"/>
-              </w:rPr>
-              <w:t>含关闭站点</w:t>
-            </w:r>
-          </w:p>
-        </w:tc>
-        <w:tc>
-          <w:tcPr>
-            <w:tcW w:w="2160" w:type="dxa"/>
-          </w:tcPr>
-          <w:p>
-            <w:r>
-              <w:rPr>
-                <w:sz w:val="18"/>
-              </w:rPr>
-              <w:t>Dijkstra</w:t>
-            </w:r>
-            <w:r>
-              <w:rPr>
-                <w:sz w:val="18"/>
-              </w:rPr>
-              <w:t>中</w:t>
-            </w:r>
-            <w:r>
-              <w:rPr>
-                <w:sz w:val="18"/>
-              </w:rPr>
-              <w:t>isStationClosed</w:t>
-            </w:r>
-            <w:r>
-              <w:rPr>
-                <w:sz w:val="18"/>
-              </w:rPr>
-              <w:t>自动规避</w:t>
-            </w:r>
-          </w:p>
-        </w:tc>
-        <w:tc>
-          <w:tcPr>
-            <w:tcW w:w="2160" w:type="dxa"/>
-          </w:tcPr>
-          <w:p>
-            <w:r>
-              <w:rPr>
-                <w:sz w:val="18"/>
-              </w:rPr>
-              <w:t>PASS</w:t>
-            </w:r>
-          </w:p>
-        </w:tc>
-      </w:tr>
-      <w:tr>
-        <w:tc>
-          <w:tcPr>
-            <w:tcW w:w="2160" w:type="dxa"/>
-          </w:tcPr>
-          <w:p>
-            <w:r>
-              <w:rPr>
-                <w:sz w:val="18"/>
-              </w:rPr>
-              <w:t>M3-1-012</w:t>
-            </w:r>
-          </w:p>
-        </w:tc>
-        <w:tc>
-          <w:tcPr>
-            <w:tcW w:w="2160" w:type="dxa"/>
-          </w:tcPr>
-          <w:p>
-            <w:r>
-              <w:rPr>
-                <w:sz w:val="18"/>
-              </w:rPr>
-              <w:t>最短时间规划</w:t>
-            </w:r>
-          </w:p>
-        </w:tc>
-        <w:tc>
-          <w:tcPr>
-            <w:tcW w:w="2160" w:type="dxa"/>
-          </w:tcPr>
-          <w:p>
-            <w:pPr>
-              <w:rPr>
-                <w:lang w:eastAsia="zh-CN"/>
-              </w:rPr>
-            </w:pPr>
-            <w:r>
-              <w:rPr>
-                <w:sz w:val="18"/>
-                <w:lang w:eastAsia="zh-CN"/>
-              </w:rPr>
-              <w:t>正确使用站点</w:t>
-            </w:r>
-            <w:r>
-              <w:rPr>
-                <w:sz w:val="18"/>
-                <w:lang w:eastAsia="zh-CN"/>
-              </w:rPr>
-              <w:t>ID</w:t>
-            </w:r>
-            <w:r>
-              <w:rPr>
-                <w:sz w:val="18"/>
-                <w:lang w:eastAsia="zh-CN"/>
-              </w:rPr>
-              <w:t>，时间累计正确</w:t>
-            </w:r>
-          </w:p>
-        </w:tc>
-        <w:tc>
-          <w:tcPr>
-            <w:tcW w:w="2160" w:type="dxa"/>
-          </w:tcPr>
-          <w:p>
-            <w:r>
-              <w:rPr>
-                <w:sz w:val="18"/>
-              </w:rPr>
-              <w:t>PASS</w:t>
-            </w:r>
-          </w:p>
-        </w:tc>
-      </w:tr>
-      <w:tr>
-        <w:tc>
-          <w:tcPr>
-            <w:tcW w:w="2160" w:type="dxa"/>
-          </w:tcPr>
-          <w:p>
-            <w:r>
-              <w:rPr>
-                <w:sz w:val="18"/>
-              </w:rPr>
-              <w:t>M3-2-012</w:t>
-            </w:r>
-          </w:p>
-        </w:tc>
-        <w:tc>
-          <w:tcPr>
-            <w:tcW w:w="2160" w:type="dxa"/>
-          </w:tcPr>
-          <w:p>
-            <w:r>
-              <w:rPr>
-                <w:sz w:val="18"/>
-              </w:rPr>
-              <w:t>3</w:t>
-            </w:r>
-            <w:r>
-              <w:rPr>
-                <w:sz w:val="18"/>
-              </w:rPr>
-              <w:t>条最短时间</w:t>
-            </w:r>
-          </w:p>
-        </w:tc>
-        <w:tc>
-          <w:tcPr>
-            <w:tcW w:w="2160" w:type="dxa"/>
-          </w:tcPr>
-          <w:p>
-            <w:pPr>
-              <w:rPr>
-                <w:lang w:eastAsia="zh-CN"/>
-              </w:rPr>
-            </w:pPr>
-            <w:r>
-              <w:rPr>
-                <w:sz w:val="18"/>
-                <w:lang w:eastAsia="zh-CN"/>
-              </w:rPr>
-              <w:t>Yen</w:t>
-            </w:r>
-            <w:r>
-              <w:rPr>
-                <w:sz w:val="18"/>
-                <w:lang w:eastAsia="zh-CN"/>
-              </w:rPr>
-              <w:t>算法返回</w:t>
-            </w:r>
-            <w:r>
-              <w:rPr>
-                <w:sz w:val="18"/>
-                <w:lang w:eastAsia="zh-CN"/>
-              </w:rPr>
-              <w:t>3</w:t>
-            </w:r>
-            <w:r>
-              <w:rPr>
-                <w:sz w:val="18"/>
-                <w:lang w:eastAsia="zh-CN"/>
-              </w:rPr>
-              <w:t>条不同路径，无死循环</w:t>
+              <w:t>Yen算法返回3条不同路径，无死循环</w:t>
             </w:r>
           </w:p>
         </w:tc>
@@ -11655,113 +10795,45 @@
           <w:sz w:val="26"/>
           <w:lang w:eastAsia="zh-CN"/>
         </w:rPr>
-        <w:t>3.6.4  M4——</w:t>
-      </w:r>
+        <w:t>3.6.4  M4——最少换乘路径规划</w:t>
+      </w:r>
+    </w:p>
+    <w:p>
+      <w:pPr>
+        <w:rPr>
+          <w:lang w:eastAsia="zh-CN"/>
+        </w:rPr>
+      </w:pPr>
+    </w:p>
+    <w:p>
+      <w:pPr>
+        <w:rPr>
+          <w:lang w:eastAsia="zh-CN"/>
+        </w:rPr>
+      </w:pPr>
+      <w:r>
+        <w:rPr>
+          <w:lang w:eastAsia="zh-CN"/>
+        </w:rPr>
+        <w:t>测试单条和3条最少换乘路径共24项。与M3共享相同的起终点检查逻辑，路径规划使用换乘优先的Dijkstra变体。</w:t>
+      </w:r>
+    </w:p>
+    <w:p>
+      <w:pPr>
+        <w:rPr>
+          <w:lang w:eastAsia="zh-CN"/>
+        </w:rPr>
+      </w:pPr>
+    </w:p>
+    <w:p>
+      <w:pPr>
+        <w:jc w:val="center"/>
+      </w:pPr>
       <w:r>
         <w:rPr>
           <w:b/>
-          <w:sz w:val="26"/>
-          <w:lang w:eastAsia="zh-CN"/>
-        </w:rPr>
-        <w:t>最少换乘路径规划</w:t>
-      </w:r>
-    </w:p>
-    <w:p>
-      <w:pPr>
-        <w:rPr>
-          <w:lang w:eastAsia="zh-CN"/>
-        </w:rPr>
-      </w:pPr>
-    </w:p>
-    <w:p>
-      <w:pPr>
-        <w:rPr>
-          <w:lang w:eastAsia="zh-CN"/>
-        </w:rPr>
-      </w:pPr>
-      <w:r>
-        <w:rPr>
-          <w:lang w:eastAsia="zh-CN"/>
-        </w:rPr>
-        <w:t>测试单条和</w:t>
-      </w:r>
-      <w:r>
-        <w:rPr>
-          <w:lang w:eastAsia="zh-CN"/>
-        </w:rPr>
-        <w:t>3</w:t>
-      </w:r>
-      <w:r>
-        <w:rPr>
-          <w:lang w:eastAsia="zh-CN"/>
-        </w:rPr>
-        <w:t>条最少换乘路径共</w:t>
-      </w:r>
-      <w:r>
-        <w:rPr>
-          <w:lang w:eastAsia="zh-CN"/>
-        </w:rPr>
-        <w:t>24</w:t>
-      </w:r>
-      <w:r>
-        <w:rPr>
-          <w:lang w:eastAsia="zh-CN"/>
-        </w:rPr>
-        <w:t>项。与</w:t>
-      </w:r>
-      <w:r>
-        <w:rPr>
-          <w:lang w:eastAsia="zh-CN"/>
-        </w:rPr>
-        <w:t>M3</w:t>
-      </w:r>
-      <w:r>
-        <w:rPr>
-          <w:lang w:eastAsia="zh-CN"/>
-        </w:rPr>
-        <w:t>共享相同的起终点检查逻辑，路径规划使用换乘优先的</w:t>
-      </w:r>
-      <w:r>
-        <w:rPr>
-          <w:lang w:eastAsia="zh-CN"/>
-        </w:rPr>
-        <w:t>Dijkstra</w:t>
-      </w:r>
-      <w:r>
-        <w:rPr>
-          <w:lang w:eastAsia="zh-CN"/>
-        </w:rPr>
-        <w:t>变体。</w:t>
-      </w:r>
-    </w:p>
-    <w:p>
-      <w:pPr>
-        <w:rPr>
-          <w:lang w:eastAsia="zh-CN"/>
-        </w:rPr>
-      </w:pPr>
-    </w:p>
-    <w:p>
-      <w:pPr>
-        <w:jc w:val="center"/>
-      </w:pPr>
-      <w:r>
-        <w:rPr>
-          <w:b/>
-        </w:rPr>
-        <w:t>表</w:t>
-      </w:r>
-      <w:r>
-        <w:rPr>
-          <w:b/>
-        </w:rPr>
-        <w:t>10  M4</w:t>
-      </w:r>
-      <w:r>
-        <w:rPr>
-          <w:b/>
-        </w:rPr>
-        <w:t>关键测试摘录</w:t>
+        </w:rPr>
+        <w:t>表10  M4关键测试摘录</w:t>
       </w:r>
     </w:p>
     <w:tbl>
@@ -11870,19 +10942,7 @@
               <w:rPr>
                 <w:sz w:val="18"/>
               </w:rPr>
-              <w:t>同</w:t>
-            </w:r>
-            <w:r>
-              <w:rPr>
-                <w:sz w:val="18"/>
-              </w:rPr>
-              <w:t>M3-1-003</w:t>
-            </w:r>
-            <w:r>
-              <w:rPr>
-                <w:sz w:val="18"/>
-              </w:rPr>
-              <w:t>，检测并提示</w:t>
+              <w:t>同M3-1-003，检测并提示</w:t>
             </w:r>
           </w:p>
         </w:tc>
@@ -11936,19 +10996,7 @@
               <w:rPr>
                 <w:sz w:val="18"/>
               </w:rPr>
-              <w:t>同</w:t>
-            </w:r>
-            <w:r>
-              <w:rPr>
-                <w:sz w:val="18"/>
-              </w:rPr>
-              <w:t>M3-1-005</w:t>
-            </w:r>
-            <w:r>
-              <w:rPr>
-                <w:sz w:val="18"/>
-              </w:rPr>
-              <w:t>，菜单层阻止</w:t>
+              <w:t>同M3-1-005，菜单层阻止</w:t>
             </w:r>
           </w:p>
         </w:tc>
@@ -12002,13 +11050,7 @@
               <w:rPr>
                 <w:sz w:val="18"/>
               </w:rPr>
-              <w:t>Dijkstra</w:t>
-            </w:r>
-            <w:r>
-              <w:rPr>
-                <w:sz w:val="18"/>
-              </w:rPr>
-              <w:t>换乘优先算法正确</w:t>
+              <w:t>Dijkstra换乘优先算法正确</w:t>
             </w:r>
           </w:p>
         </w:tc>
@@ -12049,13 +11091,7 @@
               <w:rPr>
                 <w:sz w:val="18"/>
               </w:rPr>
-              <w:t>3</w:t>
-            </w:r>
-            <w:r>
-              <w:rPr>
-                <w:sz w:val="18"/>
-              </w:rPr>
-              <w:t>条最少换乘</w:t>
+              <w:t>3条最少换乘</w:t>
             </w:r>
           </w:p>
         </w:tc>
@@ -12074,21 +11110,7 @@
                 <w:sz w:val="18"/>
                 <w:lang w:eastAsia="zh-CN"/>
               </w:rPr>
-              <w:t>返回</w:t>
-            </w:r>
-            <w:r>
-              <w:rPr>
-                <w:sz w:val="18"/>
-                <w:lang w:eastAsia="zh-CN"/>
-              </w:rPr>
-              <w:t>3</w:t>
-            </w:r>
-            <w:r>
-              <w:rPr>
-                <w:sz w:val="18"/>
-                <w:lang w:eastAsia="zh-CN"/>
-              </w:rPr>
-              <w:t>条路径，换乘递增，无死循环</w:t>
+              <w:t>返回3条路径，换乘递增，无死循环</w:t>
             </w:r>
           </w:p>
         </w:tc>
@@ -12114,52 +11136,19 @@
           <w:b/>
           <w:sz w:val="26"/>
         </w:rPr>
-        <w:t xml:space="preserve">3.6.5  </w:t>
-      </w:r>
+        <w:t>3.6.5  主要Bug修复记录</w:t>
+      </w:r>
+    </w:p>
+    <w:p/>
+    <w:p>
+      <w:pPr>
+        <w:jc w:val="center"/>
+      </w:pPr>
       <w:r>
         <w:rPr>
           <w:b/>
-          <w:sz w:val="26"/>
-        </w:rPr>
-        <w:t>主要</w:t>
-      </w:r>
-      <w:r>
-        <w:rPr>
-          <w:b/>
-          <w:sz w:val="26"/>
-        </w:rPr>
-        <w:t>Bug</w:t>
-      </w:r>
-      <w:r>
-        <w:rPr>
-          <w:b/>
-          <w:sz w:val="26"/>
-        </w:rPr>
-        <w:t>修复记录</w:t>
-      </w:r>
-    </w:p>
-    <w:p/>
-    <w:p>
-      <w:pPr>
-        <w:jc w:val="center"/>
-      </w:pPr>
-      <w:r>
-        <w:rPr>
-          <w:b/>
-        </w:rPr>
-        <w:t>表</w:t>
-      </w:r>
-      <w:r>
-        <w:rPr>
-          <w:b/>
-        </w:rPr>
-        <w:t xml:space="preserve">11  </w:t>
-      </w:r>
-      <w:r>
-        <w:rPr>
-          <w:b/>
-        </w:rPr>
-        <w:t>修复前后通过率对比</w:t>
+        </w:rPr>
+        <w:t>表11  修复前后通过率对比</w:t>
       </w:r>
     </w:p>
     <w:tbl>
@@ -12392,31 +11381,7 @@
         <w:rPr>
           <w:b/>
         </w:rPr>
-        <w:t>表</w:t>
-      </w:r>
-      <w:r>
-        <w:rPr>
-          <w:b/>
-        </w:rPr>
-        <w:t xml:space="preserve">12  </w:t>
-      </w:r>
-      <w:r>
-        <w:rPr>
-          <w:b/>
-        </w:rPr>
-        <w:t>关键</w:t>
-      </w:r>
-      <w:r>
-        <w:rPr>
-          <w:b/>
-        </w:rPr>
-        <w:t>Bug</w:t>
-      </w:r>
-      <w:r>
-        <w:rPr>
-          <w:b/>
-        </w:rPr>
-        <w:t>修复清单</w:t>
+        <w:t>表12  关键Bug修复清单</w:t>
       </w:r>
     </w:p>
     <w:tbl>
@@ -12456,14 +11421,21 @@
                 <w:b/>
                 <w:sz w:val="18"/>
               </w:rPr>
-              <w:t>Bug</w:t>
-            </w:r>
+              <w:t>Bug描述</w:t>
+            </w:r>
+          </w:p>
+        </w:tc>
+        <w:tc>
+          <w:tcPr>
+            <w:tcW w:w="2160" w:type="dxa"/>
+          </w:tcPr>
+          <w:p>
             <w:r>
               <w:rPr>
                 <w:b/>
                 <w:sz w:val="18"/>
               </w:rPr>
-              <w:t>描述</w:t>
+              <w:t>修复方案</w:t>
             </w:r>
           </w:p>
         </w:tc>
@@ -12477,20 +11449,6 @@
                 <w:b/>
                 <w:sz w:val="18"/>
               </w:rPr>
-              <w:t>修复方案</w:t>
-            </w:r>
-          </w:p>
-        </w:tc>
-        <w:tc>
-          <w:tcPr>
-            <w:tcW w:w="2160" w:type="dxa"/>
-          </w:tcPr>
-          <w:p>
-            <w:r>
-              <w:rPr>
-                <w:b/>
-                <w:sz w:val="18"/>
-              </w:rPr>
               <w:t>涉及文件</w:t>
             </w:r>
           </w:p>
@@ -12525,77 +11483,321 @@
                 <w:sz w:val="18"/>
                 <w:lang w:eastAsia="zh-CN"/>
               </w:rPr>
-              <w:t>输入</w:t>
-            </w:r>
+              <w:t>输入"abc"导致死循环</w:t>
+            </w:r>
+          </w:p>
+        </w:tc>
+        <w:tc>
+          <w:tcPr>
+            <w:tcW w:w="2160" w:type="dxa"/>
+          </w:tcPr>
+          <w:p>
+            <w:r>
+              <w:rPr>
+                <w:sz w:val="18"/>
+              </w:rPr>
+              <w:t>添加safeReadInt，cin.fail时clear+ignore</w:t>
+            </w:r>
+          </w:p>
+        </w:tc>
+        <w:tc>
+          <w:tcPr>
+            <w:tcW w:w="2160" w:type="dxa"/>
+          </w:tcPr>
+          <w:p>
+            <w:r>
+              <w:rPr>
+                <w:sz w:val="18"/>
+              </w:rPr>
+              <w:t>menu.cpp</w:t>
+            </w:r>
+          </w:p>
+        </w:tc>
+      </w:tr>
+      <w:tr>
+        <w:tc>
+          <w:tcPr>
+            <w:tcW w:w="2160" w:type="dxa"/>
+          </w:tcPr>
+          <w:p>
+            <w:r>
+              <w:rPr>
+                <w:sz w:val="18"/>
+              </w:rPr>
+              <w:t>2</w:t>
+            </w:r>
+          </w:p>
+        </w:tc>
+        <w:tc>
+          <w:tcPr>
+            <w:tcW w:w="2160" w:type="dxa"/>
+          </w:tcPr>
+          <w:p>
+            <w:r>
+              <w:rPr>
+                <w:sz w:val="18"/>
+              </w:rPr>
+              <w:t>输入"1.2"被当作整数1</w:t>
+            </w:r>
+          </w:p>
+        </w:tc>
+        <w:tc>
+          <w:tcPr>
+            <w:tcW w:w="2160" w:type="dxa"/>
+          </w:tcPr>
+          <w:p>
+            <w:r>
+              <w:rPr>
+                <w:sz w:val="18"/>
+              </w:rPr>
+              <w:t>safeReadInt增加cin.peek()检测小数点</w:t>
+            </w:r>
+          </w:p>
+        </w:tc>
+        <w:tc>
+          <w:tcPr>
+            <w:tcW w:w="2160" w:type="dxa"/>
+          </w:tcPr>
+          <w:p>
+            <w:r>
+              <w:rPr>
+                <w:sz w:val="18"/>
+              </w:rPr>
+              <w:t>menu.cpp</w:t>
+            </w:r>
+          </w:p>
+        </w:tc>
+      </w:tr>
+      <w:tr>
+        <w:tc>
+          <w:tcPr>
+            <w:tcW w:w="2160" w:type="dxa"/>
+          </w:tcPr>
+          <w:p>
+            <w:r>
+              <w:rPr>
+                <w:sz w:val="18"/>
+              </w:rPr>
+              <w:t>3</w:t>
+            </w:r>
+          </w:p>
+        </w:tc>
+        <w:tc>
+          <w:tcPr>
+            <w:tcW w:w="2160" w:type="dxa"/>
+          </w:tcPr>
+          <w:p>
+            <w:r>
+              <w:rPr>
+                <w:sz w:val="18"/>
+              </w:rPr>
+              <w:t>CSV批量更新stoi异常崩溃</w:t>
+            </w:r>
+          </w:p>
+        </w:tc>
+        <w:tc>
+          <w:tcPr>
+            <w:tcW w:w="2160" w:type="dxa"/>
+          </w:tcPr>
+          <w:p>
+            <w:r>
+              <w:rPr>
+                <w:sz w:val="18"/>
+              </w:rPr>
+              <w:t>try-catch包裹stoi，非法值跳过并提示</w:t>
+            </w:r>
+          </w:p>
+        </w:tc>
+        <w:tc>
+          <w:tcPr>
+            <w:tcW w:w="2160" w:type="dxa"/>
+          </w:tcPr>
+          <w:p>
+            <w:r>
+              <w:rPr>
+                <w:sz w:val="18"/>
+              </w:rPr>
+              <w:t>station.cpp</w:t>
+            </w:r>
+          </w:p>
+        </w:tc>
+      </w:tr>
+      <w:tr>
+        <w:tc>
+          <w:tcPr>
+            <w:tcW w:w="2160" w:type="dxa"/>
+          </w:tcPr>
+          <w:p>
+            <w:r>
+              <w:rPr>
+                <w:sz w:val="18"/>
+              </w:rPr>
+              <w:t>4</w:t>
+            </w:r>
+          </w:p>
+        </w:tc>
+        <w:tc>
+          <w:tcPr>
+            <w:tcW w:w="2160" w:type="dxa"/>
+          </w:tcPr>
+          <w:p>
+            <w:r>
+              <w:rPr>
+                <w:sz w:val="18"/>
+              </w:rPr>
+              <w:t>恢复初始状态无确认</w:t>
+            </w:r>
+          </w:p>
+        </w:tc>
+        <w:tc>
+          <w:tcPr>
+            <w:tcW w:w="2160" w:type="dxa"/>
+          </w:tcPr>
+          <w:p>
+            <w:r>
+              <w:rPr>
+                <w:sz w:val="18"/>
+              </w:rPr>
+              <w:t>添加Y/N提示，N取消操作</w:t>
+            </w:r>
+          </w:p>
+        </w:tc>
+        <w:tc>
+          <w:tcPr>
+            <w:tcW w:w="2160" w:type="dxa"/>
+          </w:tcPr>
+          <w:p>
+            <w:r>
+              <w:rPr>
+                <w:sz w:val="18"/>
+              </w:rPr>
+              <w:t>menu.cpp</w:t>
+            </w:r>
+          </w:p>
+        </w:tc>
+      </w:tr>
+      <w:tr>
+        <w:tc>
+          <w:tcPr>
+            <w:tcW w:w="2160" w:type="dxa"/>
+          </w:tcPr>
+          <w:p>
+            <w:r>
+              <w:rPr>
+                <w:sz w:val="18"/>
+              </w:rPr>
+              <w:t>5</w:t>
+            </w:r>
+          </w:p>
+        </w:tc>
+        <w:tc>
+          <w:tcPr>
+            <w:tcW w:w="2160" w:type="dxa"/>
+          </w:tcPr>
+          <w:p>
+            <w:pPr>
+              <w:rPr>
+                <w:lang w:eastAsia="zh-CN"/>
+              </w:rPr>
+            </w:pPr>
             <w:r>
               <w:rPr>
                 <w:sz w:val="18"/>
                 <w:lang w:eastAsia="zh-CN"/>
               </w:rPr>
-              <w:t>"abc"</w:t>
-            </w:r>
+              <w:t>不存在的线路号无提示</w:t>
+            </w:r>
+          </w:p>
+        </w:tc>
+        <w:tc>
+          <w:tcPr>
+            <w:tcW w:w="2160" w:type="dxa"/>
+          </w:tcPr>
+          <w:p>
+            <w:r>
+              <w:rPr>
+                <w:sz w:val="18"/>
+              </w:rPr>
+              <w:t>lineStations.find校验+提示</w:t>
+            </w:r>
+          </w:p>
+        </w:tc>
+        <w:tc>
+          <w:tcPr>
+            <w:tcW w:w="2160" w:type="dxa"/>
+          </w:tcPr>
+          <w:p>
+            <w:r>
+              <w:rPr>
+                <w:sz w:val="18"/>
+              </w:rPr>
+              <w:t>menu.cpp</w:t>
+            </w:r>
+          </w:p>
+        </w:tc>
+      </w:tr>
+      <w:tr>
+        <w:tc>
+          <w:tcPr>
+            <w:tcW w:w="2160" w:type="dxa"/>
+          </w:tcPr>
+          <w:p>
+            <w:r>
+              <w:rPr>
+                <w:sz w:val="18"/>
+              </w:rPr>
+              <w:t>6</w:t>
+            </w:r>
+          </w:p>
+        </w:tc>
+        <w:tc>
+          <w:tcPr>
+            <w:tcW w:w="2160" w:type="dxa"/>
+          </w:tcPr>
+          <w:p>
+            <w:pPr>
+              <w:rPr>
+                <w:lang w:eastAsia="zh-CN"/>
+              </w:rPr>
+            </w:pPr>
             <w:r>
               <w:rPr>
                 <w:sz w:val="18"/>
                 <w:lang w:eastAsia="zh-CN"/>
               </w:rPr>
-              <w:t>导致死循环</w:t>
-            </w:r>
-          </w:p>
-        </w:tc>
-        <w:tc>
-          <w:tcPr>
-            <w:tcW w:w="2160" w:type="dxa"/>
-          </w:tcPr>
-          <w:p>
+              <w:t>同名站映射到错误ID</w:t>
+            </w:r>
+          </w:p>
+        </w:tc>
+        <w:tc>
+          <w:tcPr>
+            <w:tcW w:w="2160" w:type="dxa"/>
+          </w:tcPr>
+          <w:p>
+            <w:pPr>
+              <w:rPr>
+                <w:lang w:eastAsia="zh-CN"/>
+              </w:rPr>
+            </w:pPr>
             <w:r>
               <w:rPr>
                 <w:sz w:val="18"/>
-              </w:rPr>
-              <w:t>添加</w:t>
-            </w:r>
+                <w:lang w:eastAsia="zh-CN"/>
+              </w:rPr>
+              <w:t>路径函数改为接收ID参数</w:t>
+            </w:r>
+          </w:p>
+        </w:tc>
+        <w:tc>
+          <w:tcPr>
+            <w:tcW w:w="2160" w:type="dxa"/>
+          </w:tcPr>
+          <w:p>
             <w:r>
               <w:rPr>
                 <w:sz w:val="18"/>
               </w:rPr>
-              <w:t>safeReadInt</w:t>
-            </w:r>
-            <w:r>
-              <w:rPr>
-                <w:sz w:val="18"/>
-              </w:rPr>
-              <w:t>，</w:t>
-            </w:r>
-            <w:r>
-              <w:rPr>
-                <w:sz w:val="18"/>
-              </w:rPr>
-              <w:t>cin.fail</w:t>
-            </w:r>
-            <w:r>
-              <w:rPr>
-                <w:sz w:val="18"/>
-              </w:rPr>
-              <w:t>时</w:t>
-            </w:r>
-            <w:r>
-              <w:rPr>
-                <w:sz w:val="18"/>
-              </w:rPr>
-              <w:t>clear+ignore</w:t>
-            </w:r>
-          </w:p>
-        </w:tc>
-        <w:tc>
-          <w:tcPr>
-            <w:tcW w:w="2160" w:type="dxa"/>
-          </w:tcPr>
-          <w:p>
-            <w:r>
-              <w:rPr>
-                <w:sz w:val="18"/>
-              </w:rPr>
-              <w:t>menu.cpp</w:t>
+              <w:t>pathfinder.h/cpp</w:t>
             </w:r>
           </w:p>
         </w:tc>
@@ -12610,7 +11812,7 @@
               <w:rPr>
                 <w:sz w:val="18"/>
               </w:rPr>
-              <w:t>2</w:t>
+              <w:t>7</w:t>
             </w:r>
           </w:p>
         </w:tc>
@@ -12623,56 +11825,26 @@
               <w:rPr>
                 <w:sz w:val="18"/>
               </w:rPr>
-              <w:t>输入</w:t>
-            </w:r>
+              <w:t>起点/终点关闭未阻止</w:t>
+            </w:r>
+          </w:p>
+        </w:tc>
+        <w:tc>
+          <w:tcPr>
+            <w:tcW w:w="2160" w:type="dxa"/>
+          </w:tcPr>
+          <w:p>
+            <w:pPr>
+              <w:rPr>
+                <w:lang w:eastAsia="zh-CN"/>
+              </w:rPr>
+            </w:pPr>
             <w:r>
               <w:rPr>
                 <w:sz w:val="18"/>
-              </w:rPr>
-              <w:t>"1.2"</w:t>
-            </w:r>
-            <w:r>
-              <w:rPr>
-                <w:sz w:val="18"/>
-              </w:rPr>
-              <w:t>被当作整数</w:t>
-            </w:r>
-            <w:r>
-              <w:rPr>
-                <w:sz w:val="18"/>
-              </w:rPr>
-              <w:t>1</w:t>
-            </w:r>
-          </w:p>
-        </w:tc>
-        <w:tc>
-          <w:tcPr>
-            <w:tcW w:w="2160" w:type="dxa"/>
-          </w:tcPr>
-          <w:p>
-            <w:r>
-              <w:rPr>
-                <w:sz w:val="18"/>
-              </w:rPr>
-              <w:t>safeReadInt</w:t>
-            </w:r>
-            <w:r>
-              <w:rPr>
-                <w:sz w:val="18"/>
-              </w:rPr>
-              <w:t>增加</w:t>
-            </w:r>
-            <w:r>
-              <w:rPr>
-                <w:sz w:val="18"/>
-              </w:rPr>
-              <w:t>cin.peek()</w:t>
-            </w:r>
-            <w:r>
-              <w:rPr>
-                <w:sz w:val="18"/>
-              </w:rPr>
-              <w:t>检测小数点</w:t>
+                <w:lang w:eastAsia="zh-CN"/>
+              </w:rPr>
+              <w:t>子菜单层检查isOpen状态</w:t>
             </w:r>
           </w:p>
         </w:tc>
@@ -12700,7 +11872,7 @@
               <w:rPr>
                 <w:sz w:val="18"/>
               </w:rPr>
-              <w:t>3</w:t>
+              <w:t>8</w:t>
             </w:r>
           </w:p>
         </w:tc>
@@ -12713,69 +11885,33 @@
               <w:rPr>
                 <w:sz w:val="18"/>
               </w:rPr>
-              <w:t>CSV</w:t>
-            </w:r>
+              <w:t>起终点相同时仍规划</w:t>
+            </w:r>
+          </w:p>
+        </w:tc>
+        <w:tc>
+          <w:tcPr>
+            <w:tcW w:w="2160" w:type="dxa"/>
+          </w:tcPr>
+          <w:p>
             <w:r>
               <w:rPr>
                 <w:sz w:val="18"/>
               </w:rPr>
-              <w:t>批量更新</w:t>
-            </w:r>
+              <w:t>startId==endId检测</w:t>
+            </w:r>
+          </w:p>
+        </w:tc>
+        <w:tc>
+          <w:tcPr>
+            <w:tcW w:w="2160" w:type="dxa"/>
+          </w:tcPr>
+          <w:p>
             <w:r>
               <w:rPr>
                 <w:sz w:val="18"/>
               </w:rPr>
-              <w:t>stoi</w:t>
-            </w:r>
-            <w:r>
-              <w:rPr>
-                <w:sz w:val="18"/>
-              </w:rPr>
-              <w:t>异常崩溃</w:t>
-            </w:r>
-          </w:p>
-        </w:tc>
-        <w:tc>
-          <w:tcPr>
-            <w:tcW w:w="2160" w:type="dxa"/>
-          </w:tcPr>
-          <w:p>
-            <w:r>
-              <w:rPr>
-                <w:sz w:val="18"/>
-              </w:rPr>
-              <w:t>try-catch</w:t>
-            </w:r>
-            <w:r>
-              <w:rPr>
-                <w:sz w:val="18"/>
-              </w:rPr>
-              <w:t>包裹</w:t>
-            </w:r>
-            <w:r>
-              <w:rPr>
-                <w:sz w:val="18"/>
-              </w:rPr>
-              <w:t>stoi</w:t>
-            </w:r>
-            <w:r>
-              <w:rPr>
-                <w:sz w:val="18"/>
-              </w:rPr>
-              <w:t>，非法值跳过并提示</w:t>
-            </w:r>
-          </w:p>
-        </w:tc>
-        <w:tc>
-          <w:tcPr>
-            <w:tcW w:w="2160" w:type="dxa"/>
-          </w:tcPr>
-          <w:p>
-            <w:r>
-              <w:rPr>
-                <w:sz w:val="18"/>
-              </w:rPr>
-              <w:t>station.cpp</w:t>
+              <w:t>menu.cpp</w:t>
             </w:r>
           </w:p>
         </w:tc>
@@ -12790,85 +11926,7 @@
               <w:rPr>
                 <w:sz w:val="18"/>
               </w:rPr>
-              <w:t>4</w:t>
-            </w:r>
-          </w:p>
-        </w:tc>
-        <w:tc>
-          <w:tcPr>
-            <w:tcW w:w="2160" w:type="dxa"/>
-          </w:tcPr>
-          <w:p>
-            <w:r>
-              <w:rPr>
-                <w:sz w:val="18"/>
-              </w:rPr>
-              <w:t>恢复初始状态无确认</w:t>
-            </w:r>
-          </w:p>
-        </w:tc>
-        <w:tc>
-          <w:tcPr>
-            <w:tcW w:w="2160" w:type="dxa"/>
-          </w:tcPr>
-          <w:p>
-            <w:r>
-              <w:rPr>
-                <w:sz w:val="18"/>
-              </w:rPr>
-              <w:t>添加</w:t>
-            </w:r>
-            <w:r>
-              <w:rPr>
-                <w:sz w:val="18"/>
-              </w:rPr>
-              <w:t>Y/N</w:t>
-            </w:r>
-            <w:r>
-              <w:rPr>
-                <w:sz w:val="18"/>
-              </w:rPr>
-              <w:t>提示，</w:t>
-            </w:r>
-            <w:r>
-              <w:rPr>
-                <w:sz w:val="18"/>
-              </w:rPr>
-              <w:t>N</w:t>
-            </w:r>
-            <w:r>
-              <w:rPr>
-                <w:sz w:val="18"/>
-              </w:rPr>
-              <w:t>取消操作</w:t>
-            </w:r>
-          </w:p>
-        </w:tc>
-        <w:tc>
-          <w:tcPr>
-            <w:tcW w:w="2160" w:type="dxa"/>
-          </w:tcPr>
-          <w:p>
-            <w:r>
-              <w:rPr>
-                <w:sz w:val="18"/>
-              </w:rPr>
-              <w:t>menu.cpp</w:t>
-            </w:r>
-          </w:p>
-        </w:tc>
-      </w:tr>
-      <w:tr>
-        <w:tc>
-          <w:tcPr>
-            <w:tcW w:w="2160" w:type="dxa"/>
-          </w:tcPr>
-          <w:p>
-            <w:r>
-              <w:rPr>
-                <w:sz w:val="18"/>
-              </w:rPr>
-              <w:t>5</w:t>
+              <w:t>9</w:t>
             </w:r>
           </w:p>
         </w:tc>
@@ -12887,7 +11945,7 @@
                 <w:sz w:val="18"/>
                 <w:lang w:eastAsia="zh-CN"/>
               </w:rPr>
-              <w:t>不存在的线路号无提示</w:t>
+              <w:t>K短路径剪枝条件过严</w:t>
             </w:r>
           </w:p>
         </w:tc>
@@ -12900,337 +11958,7 @@
               <w:rPr>
                 <w:sz w:val="18"/>
               </w:rPr>
-              <w:t>lineStations.find</w:t>
-            </w:r>
-            <w:r>
-              <w:rPr>
-                <w:sz w:val="18"/>
-              </w:rPr>
-              <w:t>校验</w:t>
-            </w:r>
-            <w:r>
-              <w:rPr>
-                <w:sz w:val="18"/>
-              </w:rPr>
-              <w:t>+</w:t>
-            </w:r>
-            <w:r>
-              <w:rPr>
-                <w:sz w:val="18"/>
-              </w:rPr>
-              <w:t>提示</w:t>
-            </w:r>
-          </w:p>
-        </w:tc>
-        <w:tc>
-          <w:tcPr>
-            <w:tcW w:w="2160" w:type="dxa"/>
-          </w:tcPr>
-          <w:p>
-            <w:r>
-              <w:rPr>
-                <w:sz w:val="18"/>
-              </w:rPr>
-              <w:t>menu.cpp</w:t>
-            </w:r>
-          </w:p>
-        </w:tc>
-      </w:tr>
-      <w:tr>
-        <w:tc>
-          <w:tcPr>
-            <w:tcW w:w="2160" w:type="dxa"/>
-          </w:tcPr>
-          <w:p>
-            <w:r>
-              <w:rPr>
-                <w:sz w:val="18"/>
-              </w:rPr>
-              <w:t>6</w:t>
-            </w:r>
-          </w:p>
-        </w:tc>
-        <w:tc>
-          <w:tcPr>
-            <w:tcW w:w="2160" w:type="dxa"/>
-          </w:tcPr>
-          <w:p>
-            <w:pPr>
-              <w:rPr>
-                <w:lang w:eastAsia="zh-CN"/>
-              </w:rPr>
-            </w:pPr>
-            <w:r>
-              <w:rPr>
-                <w:sz w:val="18"/>
-                <w:lang w:eastAsia="zh-CN"/>
-              </w:rPr>
-              <w:t>同名站映射到错误</w:t>
-            </w:r>
-            <w:r>
-              <w:rPr>
-                <w:sz w:val="18"/>
-                <w:lang w:eastAsia="zh-CN"/>
-              </w:rPr>
-              <w:t>ID</w:t>
-            </w:r>
-          </w:p>
-        </w:tc>
-        <w:tc>
-          <w:tcPr>
-            <w:tcW w:w="2160" w:type="dxa"/>
-          </w:tcPr>
-          <w:p>
-            <w:pPr>
-              <w:rPr>
-                <w:lang w:eastAsia="zh-CN"/>
-              </w:rPr>
-            </w:pPr>
-            <w:r>
-              <w:rPr>
-                <w:sz w:val="18"/>
-                <w:lang w:eastAsia="zh-CN"/>
-              </w:rPr>
-              <w:t>路径函数改为接收</w:t>
-            </w:r>
-            <w:r>
-              <w:rPr>
-                <w:sz w:val="18"/>
-                <w:lang w:eastAsia="zh-CN"/>
-              </w:rPr>
-              <w:t>ID</w:t>
-            </w:r>
-            <w:r>
-              <w:rPr>
-                <w:sz w:val="18"/>
-                <w:lang w:eastAsia="zh-CN"/>
-              </w:rPr>
-              <w:t>参数</w:t>
-            </w:r>
-          </w:p>
-        </w:tc>
-        <w:tc>
-          <w:tcPr>
-            <w:tcW w:w="2160" w:type="dxa"/>
-          </w:tcPr>
-          <w:p>
-            <w:r>
-              <w:rPr>
-                <w:sz w:val="18"/>
-              </w:rPr>
-              <w:t>pathfinder.h/cpp</w:t>
-            </w:r>
-          </w:p>
-        </w:tc>
-      </w:tr>
-      <w:tr>
-        <w:tc>
-          <w:tcPr>
-            <w:tcW w:w="2160" w:type="dxa"/>
-          </w:tcPr>
-          <w:p>
-            <w:r>
-              <w:rPr>
-                <w:sz w:val="18"/>
-              </w:rPr>
-              <w:t>7</w:t>
-            </w:r>
-          </w:p>
-        </w:tc>
-        <w:tc>
-          <w:tcPr>
-            <w:tcW w:w="2160" w:type="dxa"/>
-          </w:tcPr>
-          <w:p>
-            <w:r>
-              <w:rPr>
-                <w:sz w:val="18"/>
-              </w:rPr>
-              <w:t>起点</w:t>
-            </w:r>
-            <w:r>
-              <w:rPr>
-                <w:sz w:val="18"/>
-              </w:rPr>
-              <w:t>/</w:t>
-            </w:r>
-            <w:r>
-              <w:rPr>
-                <w:sz w:val="18"/>
-              </w:rPr>
-              <w:t>终点关闭未阻止</w:t>
-            </w:r>
-          </w:p>
-        </w:tc>
-        <w:tc>
-          <w:tcPr>
-            <w:tcW w:w="2160" w:type="dxa"/>
-          </w:tcPr>
-          <w:p>
-            <w:pPr>
-              <w:rPr>
-                <w:lang w:eastAsia="zh-CN"/>
-              </w:rPr>
-            </w:pPr>
-            <w:r>
-              <w:rPr>
-                <w:sz w:val="18"/>
-                <w:lang w:eastAsia="zh-CN"/>
-              </w:rPr>
-              <w:t>子菜单层检查</w:t>
-            </w:r>
-            <w:r>
-              <w:rPr>
-                <w:sz w:val="18"/>
-                <w:lang w:eastAsia="zh-CN"/>
-              </w:rPr>
-              <w:t>isOpen</w:t>
-            </w:r>
-            <w:r>
-              <w:rPr>
-                <w:sz w:val="18"/>
-                <w:lang w:eastAsia="zh-CN"/>
-              </w:rPr>
-              <w:t>状态</w:t>
-            </w:r>
-          </w:p>
-        </w:tc>
-        <w:tc>
-          <w:tcPr>
-            <w:tcW w:w="2160" w:type="dxa"/>
-          </w:tcPr>
-          <w:p>
-            <w:r>
-              <w:rPr>
-                <w:sz w:val="18"/>
-              </w:rPr>
-              <w:t>menu.cpp</w:t>
-            </w:r>
-          </w:p>
-        </w:tc>
-      </w:tr>
-      <w:tr>
-        <w:tc>
-          <w:tcPr>
-            <w:tcW w:w="2160" w:type="dxa"/>
-          </w:tcPr>
-          <w:p>
-            <w:r>
-              <w:rPr>
-                <w:sz w:val="18"/>
-              </w:rPr>
-              <w:t>8</w:t>
-            </w:r>
-          </w:p>
-        </w:tc>
-        <w:tc>
-          <w:tcPr>
-            <w:tcW w:w="2160" w:type="dxa"/>
-          </w:tcPr>
-          <w:p>
-            <w:r>
-              <w:rPr>
-                <w:sz w:val="18"/>
-              </w:rPr>
-              <w:t>起终点相同时仍规划</w:t>
-            </w:r>
-          </w:p>
-        </w:tc>
-        <w:tc>
-          <w:tcPr>
-            <w:tcW w:w="2160" w:type="dxa"/>
-          </w:tcPr>
-          <w:p>
-            <w:r>
-              <w:rPr>
-                <w:sz w:val="18"/>
-              </w:rPr>
-              <w:t>startId==endId</w:t>
-            </w:r>
-            <w:r>
-              <w:rPr>
-                <w:sz w:val="18"/>
-              </w:rPr>
-              <w:t>检测</w:t>
-            </w:r>
-          </w:p>
-        </w:tc>
-        <w:tc>
-          <w:tcPr>
-            <w:tcW w:w="2160" w:type="dxa"/>
-          </w:tcPr>
-          <w:p>
-            <w:r>
-              <w:rPr>
-                <w:sz w:val="18"/>
-              </w:rPr>
-              <w:t>menu.cpp</w:t>
-            </w:r>
-          </w:p>
-        </w:tc>
-      </w:tr>
-      <w:tr>
-        <w:tc>
-          <w:tcPr>
-            <w:tcW w:w="2160" w:type="dxa"/>
-          </w:tcPr>
-          <w:p>
-            <w:r>
-              <w:rPr>
-                <w:sz w:val="18"/>
-              </w:rPr>
-              <w:t>9</w:t>
-            </w:r>
-          </w:p>
-        </w:tc>
-        <w:tc>
-          <w:tcPr>
-            <w:tcW w:w="2160" w:type="dxa"/>
-          </w:tcPr>
-          <w:p>
-            <w:pPr>
-              <w:rPr>
-                <w:lang w:eastAsia="zh-CN"/>
-              </w:rPr>
-            </w:pPr>
-            <w:r>
-              <w:rPr>
-                <w:sz w:val="18"/>
-                <w:lang w:eastAsia="zh-CN"/>
-              </w:rPr>
-              <w:t>K</w:t>
-            </w:r>
-            <w:r>
-              <w:rPr>
-                <w:sz w:val="18"/>
-                <w:lang w:eastAsia="zh-CN"/>
-              </w:rPr>
-              <w:t>短路径剪枝条件过严</w:t>
-            </w:r>
-          </w:p>
-        </w:tc>
-        <w:tc>
-          <w:tcPr>
-            <w:tcW w:w="2160" w:type="dxa"/>
-          </w:tcPr>
-          <w:p>
-            <w:r>
-              <w:rPr>
-                <w:sz w:val="18"/>
-              </w:rPr>
-              <w:t>f&gt;=bound</w:t>
-            </w:r>
-            <w:r>
-              <w:rPr>
-                <w:sz w:val="18"/>
-              </w:rPr>
-              <w:t>改为</w:t>
-            </w:r>
-            <w:r>
-              <w:rPr>
-                <w:sz w:val="18"/>
-              </w:rPr>
-              <w:t>f&gt;bound</w:t>
+              <w:t>f&gt;=bound改为f&gt;bound</w:t>
             </w:r>
           </w:p>
         </w:tc>
@@ -25554,7 +24282,7 @@
 </file>
 
 <file path=customXml/itemProps1.xml><?xml version="1.0" encoding="utf-8"?>
-<ds:datastoreItem xmlns:ds="http://schemas.openxmlformats.org/officeDocument/2006/customXml" ds:itemID="{A6691B39-3FA2-453A-A430-215FD1E4616E}">
+<ds:datastoreItem xmlns:ds="http://schemas.openxmlformats.org/officeDocument/2006/customXml" ds:itemID="{DD447E99-A54F-464B-B07B-BAC180D8E431}">
   <ds:schemaRefs>
     <ds:schemaRef ds:uri="http://schemas.openxmlformats.org/officeDocument/2006/bibliography"/>
   </ds:schemaRefs>
